--- a/templates/docx/contracts/by_company/factor_stroy/contract_template.docx
+++ b/templates/docx/contracts/by_company/factor_stroy/contract_template.docx
@@ -1,6 +1,6 @@
 
 <file path=word/document.xml><?xml version="1.0" encoding="utf-8"?>
-<w:document xmlns:wpc="http://schemas.microsoft.com/office/word/2010/wordprocessingCanvas" xmlns:cx="http://schemas.microsoft.com/office/drawing/2014/chartex" xmlns:cx1="http://schemas.microsoft.com/office/drawing/2015/9/8/chartex" xmlns:cx2="http://schemas.microsoft.com/office/drawing/2015/10/21/chartex" xmlns:cx3="http://schemas.microsoft.com/office/drawing/2016/5/9/chartex" xmlns:cx4="http://schemas.microsoft.com/office/drawing/2016/5/10/chartex" xmlns:cx5="http://schemas.microsoft.com/office/drawing/2016/5/11/chartex" xmlns:cx6="http://schemas.microsoft.com/office/drawing/2016/5/12/chartex" xmlns:cx7="http://schemas.microsoft.com/office/drawing/2016/5/13/chartex" xmlns:cx8="http://schemas.microsoft.com/office/drawing/2016/5/14/chartex" xmlns:mc="http://schemas.openxmlformats.org/markup-compatibility/2006" xmlns:aink="http://schemas.microsoft.com/office/drawing/2016/ink" xmlns:am3d="http://schemas.microsoft.com/office/drawing/2017/model3d" xmlns:o="urn:schemas-microsoft-com:office:office" xmlns:oel="http://schemas.microsoft.com/office/2019/extlst" xmlns:r="http://schemas.openxmlformats.org/officeDocument/2006/relationships" xmlns:m="http://schemas.openxmlformats.org/officeDocument/2006/math" xmlns:v="urn:schemas-microsoft-com:vml" xmlns:wp14="http://schemas.microsoft.com/office/word/2010/wordprocessingDrawing" xmlns:wp="http://schemas.openxmlformats.org/drawingml/2006/wordprocessingDrawing" xmlns:w10="urn:schemas-microsoft-com:office:word" xmlns:w="http://schemas.openxmlformats.org/wordprocessingml/2006/main" xmlns:w14="http://schemas.microsoft.com/office/word/2010/wordml" xmlns:w15="http://schemas.microsoft.com/office/word/2012/wordml" xmlns:w16cex="http://schemas.microsoft.com/office/word/2018/wordml/cex" xmlns:w16cid="http://schemas.microsoft.com/office/word/2016/wordml/cid" xmlns:w16="http://schemas.microsoft.com/office/word/2018/wordml" xmlns:w16du="http://schemas.microsoft.com/office/word/2023/wordml/word16du" xmlns:w16sdtdh="http://schemas.microsoft.com/office/word/2020/wordml/sdtdatahash" xmlns:w16sdtfl="http://schemas.microsoft.com/office/word/2024/wordml/sdtformatlock" xmlns:w16se="http://schemas.microsoft.com/office/word/2015/wordml/symex" xmlns:wpg="http://schemas.microsoft.com/office/word/2010/wordprocessingGroup" xmlns:wpi="http://schemas.microsoft.com/office/word/2010/wordprocessingInk" xmlns:wne="http://schemas.microsoft.com/office/word/2006/wordml" xmlns:wps="http://schemas.microsoft.com/office/word/2010/wordprocessingShape" mc:Ignorable="w14 w15 w16se w16cid w16 w16cex w16sdtdh w16sdtfl w16du wp14">
+<w:document xmlns:wpc="http://schemas.microsoft.com/office/word/2010/wordprocessingCanvas" xmlns:cx="http://schemas.microsoft.com/office/drawing/2014/chartex" xmlns:cx1="http://schemas.microsoft.com/office/drawing/2015/9/8/chartex" xmlns:cx2="http://schemas.microsoft.com/office/drawing/2015/10/21/chartex" xmlns:cx3="http://schemas.microsoft.com/office/drawing/2016/5/9/chartex" xmlns:cx4="http://schemas.microsoft.com/office/drawing/2016/5/10/chartex" xmlns:cx5="http://schemas.microsoft.com/office/drawing/2016/5/11/chartex" xmlns:cx6="http://schemas.microsoft.com/office/drawing/2016/5/12/chartex" xmlns:cx7="http://schemas.microsoft.com/office/drawing/2016/5/13/chartex" xmlns:cx8="http://schemas.microsoft.com/office/drawing/2016/5/14/chartex" xmlns:mc="http://schemas.openxmlformats.org/markup-compatibility/2006" xmlns:aink="http://schemas.microsoft.com/office/drawing/2016/ink" xmlns:am3d="http://schemas.microsoft.com/office/drawing/2017/model3d" xmlns:o="urn:schemas-microsoft-com:office:office" xmlns:r="http://schemas.openxmlformats.org/officeDocument/2006/relationships" xmlns:m="http://schemas.openxmlformats.org/officeDocument/2006/math" xmlns:v="urn:schemas-microsoft-com:vml" xmlns:wp14="http://schemas.microsoft.com/office/word/2010/wordprocessingDrawing" xmlns:wp="http://schemas.openxmlformats.org/drawingml/2006/wordprocessingDrawing" xmlns:w10="urn:schemas-microsoft-com:office:word" xmlns:w="http://schemas.openxmlformats.org/wordprocessingml/2006/main" xmlns:w14="http://schemas.microsoft.com/office/word/2010/wordml" xmlns:w15="http://schemas.microsoft.com/office/word/2012/wordml" xmlns:w16cid="http://schemas.microsoft.com/office/word/2016/wordml/cid" xmlns:w16se="http://schemas.microsoft.com/office/word/2015/wordml/symex" xmlns:wpg="http://schemas.microsoft.com/office/word/2010/wordprocessingGroup" xmlns:wpi="http://schemas.microsoft.com/office/word/2010/wordprocessingInk" xmlns:wne="http://schemas.microsoft.com/office/word/2006/wordml" xmlns:wps="http://schemas.microsoft.com/office/word/2010/wordprocessingShape" mc:Ignorable="w14 w15 w16se w16cid wp14">
   <w:body>
     <w:p>
       <w:pPr>
@@ -20,7 +20,29 @@
           <w:sz w:val="24"/>
           <w:szCs w:val="24"/>
         </w:rPr>
-        <w:t>Договор №{{ contract.number }}</w:t>
+        <w:t xml:space="preserve">Договор №{{ </w:t>
+      </w:r>
+      <w:proofErr w:type="spellStart"/>
+      <w:r>
+        <w:rPr>
+          <w:rFonts w:ascii="Microsoft Sans Serif" w:hAnsi="Microsoft Sans Serif" w:cs="Microsoft Sans Serif"/>
+          <w:b/>
+          <w:bCs/>
+          <w:sz w:val="24"/>
+          <w:szCs w:val="24"/>
+        </w:rPr>
+        <w:t>contract.number</w:t>
+      </w:r>
+      <w:proofErr w:type="spellEnd"/>
+      <w:r>
+        <w:rPr>
+          <w:rFonts w:ascii="Microsoft Sans Serif" w:hAnsi="Microsoft Sans Serif" w:cs="Microsoft Sans Serif"/>
+          <w:b/>
+          <w:bCs/>
+          <w:sz w:val="24"/>
+          <w:szCs w:val="24"/>
+        </w:rPr>
+        <w:t xml:space="preserve"> }}</w:t>
       </w:r>
     </w:p>
     <w:p>
@@ -62,6 +84,7 @@
           <w:rFonts w:ascii="Microsoft Sans Serif" w:hAnsi="Microsoft Sans Serif" w:cs="Microsoft Sans Serif"/>
           <w:sz w:val="24"/>
           <w:szCs w:val="24"/>
+          <w:lang w:val="en-US"/>
         </w:rPr>
       </w:pPr>
       <w:r>
@@ -70,7 +93,76 @@
           <w:sz w:val="24"/>
           <w:szCs w:val="24"/>
         </w:rPr>
-        <w:t>г. {{ contract.sign_city }}                                                                                                                    {{ contract.sign_date_str }}</w:t>
+        <w:t>г</w:t>
+      </w:r>
+      <w:r>
+        <w:rPr>
+          <w:rFonts w:ascii="Microsoft Sans Serif" w:hAnsi="Microsoft Sans Serif" w:cs="Microsoft Sans Serif"/>
+          <w:sz w:val="24"/>
+          <w:szCs w:val="24"/>
+          <w:lang w:val="en-US"/>
+        </w:rPr>
+        <w:t xml:space="preserve">. </w:t>
+      </w:r>
+      <w:proofErr w:type="gramStart"/>
+      <w:r>
+        <w:rPr>
+          <w:rFonts w:ascii="Microsoft Sans Serif" w:hAnsi="Microsoft Sans Serif" w:cs="Microsoft Sans Serif"/>
+          <w:sz w:val="24"/>
+          <w:szCs w:val="24"/>
+          <w:lang w:val="en-US"/>
+        </w:rPr>
+        <w:t xml:space="preserve">{{ </w:t>
+      </w:r>
+      <w:proofErr w:type="spellStart"/>
+      <w:r>
+        <w:rPr>
+          <w:rFonts w:ascii="Microsoft Sans Serif" w:hAnsi="Microsoft Sans Serif" w:cs="Microsoft Sans Serif"/>
+          <w:sz w:val="24"/>
+          <w:szCs w:val="24"/>
+          <w:lang w:val="en-US"/>
+        </w:rPr>
+        <w:t>contract</w:t>
+      </w:r>
+      <w:proofErr w:type="gramEnd"/>
+      <w:r>
+        <w:rPr>
+          <w:rFonts w:ascii="Microsoft Sans Serif" w:hAnsi="Microsoft Sans Serif" w:cs="Microsoft Sans Serif"/>
+          <w:sz w:val="24"/>
+          <w:szCs w:val="24"/>
+          <w:lang w:val="en-US"/>
+        </w:rPr>
+        <w:t>.sign_city</w:t>
+      </w:r>
+      <w:proofErr w:type="spellEnd"/>
+      <w:r>
+        <w:rPr>
+          <w:rFonts w:ascii="Microsoft Sans Serif" w:hAnsi="Microsoft Sans Serif" w:cs="Microsoft Sans Serif"/>
+          <w:sz w:val="24"/>
+          <w:szCs w:val="24"/>
+          <w:lang w:val="en-US"/>
+        </w:rPr>
+        <w:t xml:space="preserve"> }}                                                                                                                    {{ </w:t>
+      </w:r>
+      <w:proofErr w:type="spellStart"/>
+      <w:r>
+        <w:rPr>
+          <w:rFonts w:ascii="Microsoft Sans Serif" w:hAnsi="Microsoft Sans Serif" w:cs="Microsoft Sans Serif"/>
+          <w:sz w:val="24"/>
+          <w:szCs w:val="24"/>
+          <w:lang w:val="en-US"/>
+        </w:rPr>
+        <w:t>contract.sign_date_str</w:t>
+      </w:r>
+      <w:proofErr w:type="spellEnd"/>
+      <w:r>
+        <w:rPr>
+          <w:rFonts w:ascii="Microsoft Sans Serif" w:hAnsi="Microsoft Sans Serif" w:cs="Microsoft Sans Serif"/>
+          <w:sz w:val="24"/>
+          <w:szCs w:val="24"/>
+          <w:lang w:val="en-US"/>
+        </w:rPr>
+        <w:t xml:space="preserve"> }}</w:t>
       </w:r>
     </w:p>
     <w:p>
@@ -80,6 +172,7 @@
           <w:rFonts w:ascii="Microsoft Sans Serif" w:hAnsi="Microsoft Sans Serif" w:cs="Microsoft Sans Serif"/>
           <w:sz w:val="24"/>
           <w:szCs w:val="24"/>
+          <w:lang w:val="en-US"/>
         </w:rPr>
       </w:pPr>
     </w:p>
@@ -91,15 +184,539 @@
           <w:rFonts w:ascii="Microsoft Sans Serif" w:hAnsi="Microsoft Sans Serif" w:cs="Microsoft Sans Serif"/>
           <w:sz w:val="24"/>
           <w:szCs w:val="24"/>
+          <w:lang w:val="en-US"/>
         </w:rPr>
       </w:pPr>
+      <w:proofErr w:type="gramStart"/>
       <w:r>
         <w:rPr>
           <w:rFonts w:ascii="Microsoft Sans Serif" w:hAnsi="Microsoft Sans Serif" w:cs="Microsoft Sans Serif"/>
           <w:sz w:val="24"/>
           <w:szCs w:val="24"/>
-        </w:rPr>
-        <w:t>{{ applicant.citizen_phrase }} {{ applicant.full_name_native }} , именуем{{ applicant.named_suffix }} в дальнейшем "Исполнитель", и {{ company.full_name_ru }}, именуемое в дальнейшем "Заказчик", в лице {{ company.director_position_ru }} {{ company.director_full_name_genitive_ru }}, действующего на основании Устава,  с другой стороны, заключили настоящий Договор о нижеследующем:</w:t>
+          <w:lang w:val="en-US"/>
+        </w:rPr>
+        <w:t xml:space="preserve">{{ </w:t>
+      </w:r>
+      <w:proofErr w:type="spellStart"/>
+      <w:r>
+        <w:rPr>
+          <w:rFonts w:ascii="Microsoft Sans Serif" w:hAnsi="Microsoft Sans Serif" w:cs="Microsoft Sans Serif"/>
+          <w:sz w:val="24"/>
+          <w:szCs w:val="24"/>
+          <w:lang w:val="en-US"/>
+        </w:rPr>
+        <w:t>applicant</w:t>
+      </w:r>
+      <w:proofErr w:type="gramEnd"/>
+      <w:r>
+        <w:rPr>
+          <w:rFonts w:ascii="Microsoft Sans Serif" w:hAnsi="Microsoft Sans Serif" w:cs="Microsoft Sans Serif"/>
+          <w:sz w:val="24"/>
+          <w:szCs w:val="24"/>
+          <w:lang w:val="en-US"/>
+        </w:rPr>
+        <w:t>.citizen_phrase</w:t>
+      </w:r>
+      <w:proofErr w:type="spellEnd"/>
+      <w:r>
+        <w:rPr>
+          <w:rFonts w:ascii="Microsoft Sans Serif" w:hAnsi="Microsoft Sans Serif" w:cs="Microsoft Sans Serif"/>
+          <w:sz w:val="24"/>
+          <w:szCs w:val="24"/>
+          <w:lang w:val="en-US"/>
+        </w:rPr>
+        <w:t xml:space="preserve"> }} {{ </w:t>
+      </w:r>
+      <w:proofErr w:type="spellStart"/>
+      <w:r>
+        <w:rPr>
+          <w:rFonts w:ascii="Microsoft Sans Serif" w:hAnsi="Microsoft Sans Serif" w:cs="Microsoft Sans Serif"/>
+          <w:sz w:val="24"/>
+          <w:szCs w:val="24"/>
+          <w:lang w:val="en-US"/>
+        </w:rPr>
+        <w:t>applicant.full_name_native</w:t>
+      </w:r>
+      <w:proofErr w:type="spellEnd"/>
+      <w:r>
+        <w:rPr>
+          <w:rFonts w:ascii="Microsoft Sans Serif" w:hAnsi="Microsoft Sans Serif" w:cs="Microsoft Sans Serif"/>
+          <w:sz w:val="24"/>
+          <w:szCs w:val="24"/>
+          <w:lang w:val="en-US"/>
+        </w:rPr>
+        <w:t xml:space="preserve"> }} , </w:t>
+      </w:r>
+      <w:r>
+        <w:rPr>
+          <w:rFonts w:ascii="Microsoft Sans Serif" w:hAnsi="Microsoft Sans Serif" w:cs="Microsoft Sans Serif"/>
+          <w:sz w:val="24"/>
+          <w:szCs w:val="24"/>
+        </w:rPr>
+        <w:t>именуем</w:t>
+      </w:r>
+      <w:r>
+        <w:rPr>
+          <w:rFonts w:ascii="Microsoft Sans Serif" w:hAnsi="Microsoft Sans Serif" w:cs="Microsoft Sans Serif"/>
+          <w:sz w:val="24"/>
+          <w:szCs w:val="24"/>
+          <w:lang w:val="en-US"/>
+        </w:rPr>
+        <w:t xml:space="preserve">{{ </w:t>
+      </w:r>
+      <w:proofErr w:type="spellStart"/>
+      <w:r>
+        <w:rPr>
+          <w:rFonts w:ascii="Microsoft Sans Serif" w:hAnsi="Microsoft Sans Serif" w:cs="Microsoft Sans Serif"/>
+          <w:sz w:val="24"/>
+          <w:szCs w:val="24"/>
+          <w:lang w:val="en-US"/>
+        </w:rPr>
+        <w:t>applicant.named_suffix</w:t>
+      </w:r>
+      <w:proofErr w:type="spellEnd"/>
+      <w:r>
+        <w:rPr>
+          <w:rFonts w:ascii="Microsoft Sans Serif" w:hAnsi="Microsoft Sans Serif" w:cs="Microsoft Sans Serif"/>
+          <w:sz w:val="24"/>
+          <w:szCs w:val="24"/>
+          <w:lang w:val="en-US"/>
+        </w:rPr>
+        <w:t xml:space="preserve"> }} </w:t>
+      </w:r>
+      <w:r>
+        <w:rPr>
+          <w:rFonts w:ascii="Microsoft Sans Serif" w:hAnsi="Microsoft Sans Serif" w:cs="Microsoft Sans Serif"/>
+          <w:sz w:val="24"/>
+          <w:szCs w:val="24"/>
+        </w:rPr>
+        <w:t>в</w:t>
+      </w:r>
+      <w:r>
+        <w:rPr>
+          <w:rFonts w:ascii="Microsoft Sans Serif" w:hAnsi="Microsoft Sans Serif" w:cs="Microsoft Sans Serif"/>
+          <w:sz w:val="24"/>
+          <w:szCs w:val="24"/>
+          <w:lang w:val="en-US"/>
+        </w:rPr>
+        <w:t xml:space="preserve"> </w:t>
+      </w:r>
+      <w:r>
+        <w:rPr>
+          <w:rFonts w:ascii="Microsoft Sans Serif" w:hAnsi="Microsoft Sans Serif" w:cs="Microsoft Sans Serif"/>
+          <w:sz w:val="24"/>
+          <w:szCs w:val="24"/>
+        </w:rPr>
+        <w:t>дальнейшем</w:t>
+      </w:r>
+      <w:r>
+        <w:rPr>
+          <w:rFonts w:ascii="Microsoft Sans Serif" w:hAnsi="Microsoft Sans Serif" w:cs="Microsoft Sans Serif"/>
+          <w:sz w:val="24"/>
+          <w:szCs w:val="24"/>
+          <w:lang w:val="en-US"/>
+        </w:rPr>
+        <w:t xml:space="preserve"> "</w:t>
+      </w:r>
+      <w:r>
+        <w:rPr>
+          <w:rFonts w:ascii="Microsoft Sans Serif" w:hAnsi="Microsoft Sans Serif" w:cs="Microsoft Sans Serif"/>
+          <w:sz w:val="24"/>
+          <w:szCs w:val="24"/>
+        </w:rPr>
+        <w:t>Исполнитель</w:t>
+      </w:r>
+      <w:r>
+        <w:rPr>
+          <w:rFonts w:ascii="Microsoft Sans Serif" w:hAnsi="Microsoft Sans Serif" w:cs="Microsoft Sans Serif"/>
+          <w:sz w:val="24"/>
+          <w:szCs w:val="24"/>
+          <w:lang w:val="en-US"/>
+        </w:rPr>
+        <w:t xml:space="preserve">", </w:t>
+      </w:r>
+      <w:r>
+        <w:rPr>
+          <w:rFonts w:ascii="Microsoft Sans Serif" w:hAnsi="Microsoft Sans Serif" w:cs="Microsoft Sans Serif"/>
+          <w:sz w:val="24"/>
+          <w:szCs w:val="24"/>
+        </w:rPr>
+        <w:t>и</w:t>
+      </w:r>
+      <w:r>
+        <w:rPr>
+          <w:rFonts w:ascii="Microsoft Sans Serif" w:hAnsi="Microsoft Sans Serif" w:cs="Microsoft Sans Serif"/>
+          <w:sz w:val="24"/>
+          <w:szCs w:val="24"/>
+          <w:lang w:val="en-US"/>
+        </w:rPr>
+        <w:t xml:space="preserve"> {{ </w:t>
+      </w:r>
+      <w:proofErr w:type="spellStart"/>
+      <w:r>
+        <w:rPr>
+          <w:rFonts w:ascii="Microsoft Sans Serif" w:hAnsi="Microsoft Sans Serif" w:cs="Microsoft Sans Serif"/>
+          <w:sz w:val="24"/>
+          <w:szCs w:val="24"/>
+          <w:lang w:val="en-US"/>
+        </w:rPr>
+        <w:t>company.full_name_ru</w:t>
+      </w:r>
+      <w:proofErr w:type="spellEnd"/>
+      <w:r>
+        <w:rPr>
+          <w:rFonts w:ascii="Microsoft Sans Serif" w:hAnsi="Microsoft Sans Serif" w:cs="Microsoft Sans Serif"/>
+          <w:sz w:val="24"/>
+          <w:szCs w:val="24"/>
+          <w:lang w:val="en-US"/>
+        </w:rPr>
+        <w:t xml:space="preserve"> }}, </w:t>
+      </w:r>
+      <w:r>
+        <w:rPr>
+          <w:rFonts w:ascii="Microsoft Sans Serif" w:hAnsi="Microsoft Sans Serif" w:cs="Microsoft Sans Serif"/>
+          <w:sz w:val="24"/>
+          <w:szCs w:val="24"/>
+        </w:rPr>
+        <w:t>именуемое</w:t>
+      </w:r>
+      <w:r>
+        <w:rPr>
+          <w:rFonts w:ascii="Microsoft Sans Serif" w:hAnsi="Microsoft Sans Serif" w:cs="Microsoft Sans Serif"/>
+          <w:sz w:val="24"/>
+          <w:szCs w:val="24"/>
+          <w:lang w:val="en-US"/>
+        </w:rPr>
+        <w:t xml:space="preserve"> </w:t>
+      </w:r>
+      <w:r>
+        <w:rPr>
+          <w:rFonts w:ascii="Microsoft Sans Serif" w:hAnsi="Microsoft Sans Serif" w:cs="Microsoft Sans Serif"/>
+          <w:sz w:val="24"/>
+          <w:szCs w:val="24"/>
+        </w:rPr>
+        <w:t>в</w:t>
+      </w:r>
+      <w:r>
+        <w:rPr>
+          <w:rFonts w:ascii="Microsoft Sans Serif" w:hAnsi="Microsoft Sans Serif" w:cs="Microsoft Sans Serif"/>
+          <w:sz w:val="24"/>
+          <w:szCs w:val="24"/>
+          <w:lang w:val="en-US"/>
+        </w:rPr>
+        <w:t xml:space="preserve"> </w:t>
+      </w:r>
+      <w:r>
+        <w:rPr>
+          <w:rFonts w:ascii="Microsoft Sans Serif" w:hAnsi="Microsoft Sans Serif" w:cs="Microsoft Sans Serif"/>
+          <w:sz w:val="24"/>
+          <w:szCs w:val="24"/>
+        </w:rPr>
+        <w:t>дальнейшем</w:t>
+      </w:r>
+      <w:r>
+        <w:rPr>
+          <w:rFonts w:ascii="Microsoft Sans Serif" w:hAnsi="Microsoft Sans Serif" w:cs="Microsoft Sans Serif"/>
+          <w:sz w:val="24"/>
+          <w:szCs w:val="24"/>
+          <w:lang w:val="en-US"/>
+        </w:rPr>
+        <w:t xml:space="preserve"> "</w:t>
+      </w:r>
+      <w:r>
+        <w:rPr>
+          <w:rFonts w:ascii="Microsoft Sans Serif" w:hAnsi="Microsoft Sans Serif" w:cs="Microsoft Sans Serif"/>
+          <w:sz w:val="24"/>
+          <w:szCs w:val="24"/>
+        </w:rPr>
+        <w:t>Заказчик</w:t>
+      </w:r>
+      <w:r>
+        <w:rPr>
+          <w:rFonts w:ascii="Microsoft Sans Serif" w:hAnsi="Microsoft Sans Serif" w:cs="Microsoft Sans Serif"/>
+          <w:sz w:val="24"/>
+          <w:szCs w:val="24"/>
+          <w:lang w:val="en-US"/>
+        </w:rPr>
+        <w:t xml:space="preserve">", </w:t>
+      </w:r>
+      <w:r>
+        <w:rPr>
+          <w:rFonts w:ascii="Microsoft Sans Serif" w:hAnsi="Microsoft Sans Serif" w:cs="Microsoft Sans Serif"/>
+          <w:sz w:val="24"/>
+          <w:szCs w:val="24"/>
+        </w:rPr>
+        <w:t>в</w:t>
+      </w:r>
+      <w:r>
+        <w:rPr>
+          <w:rFonts w:ascii="Microsoft Sans Serif" w:hAnsi="Microsoft Sans Serif" w:cs="Microsoft Sans Serif"/>
+          <w:sz w:val="24"/>
+          <w:szCs w:val="24"/>
+          <w:lang w:val="en-US"/>
+        </w:rPr>
+        <w:t xml:space="preserve"> </w:t>
+      </w:r>
+      <w:r>
+        <w:rPr>
+          <w:rFonts w:ascii="Microsoft Sans Serif" w:hAnsi="Microsoft Sans Serif" w:cs="Microsoft Sans Serif"/>
+          <w:sz w:val="24"/>
+          <w:szCs w:val="24"/>
+        </w:rPr>
+        <w:t>лице</w:t>
+      </w:r>
+      <w:r>
+        <w:rPr>
+          <w:rFonts w:ascii="Microsoft Sans Serif" w:hAnsi="Microsoft Sans Serif" w:cs="Microsoft Sans Serif"/>
+          <w:sz w:val="24"/>
+          <w:szCs w:val="24"/>
+          <w:lang w:val="en-US"/>
+        </w:rPr>
+        <w:t xml:space="preserve"> {{ </w:t>
+      </w:r>
+      <w:proofErr w:type="spellStart"/>
+      <w:r>
+        <w:rPr>
+          <w:rFonts w:ascii="Microsoft Sans Serif" w:hAnsi="Microsoft Sans Serif" w:cs="Microsoft Sans Serif"/>
+          <w:sz w:val="24"/>
+          <w:szCs w:val="24"/>
+          <w:lang w:val="en-US"/>
+        </w:rPr>
+        <w:t>company.director_position_ru</w:t>
+      </w:r>
+      <w:proofErr w:type="spellEnd"/>
+      <w:r>
+        <w:rPr>
+          <w:rFonts w:ascii="Microsoft Sans Serif" w:hAnsi="Microsoft Sans Serif" w:cs="Microsoft Sans Serif"/>
+          <w:sz w:val="24"/>
+          <w:szCs w:val="24"/>
+          <w:lang w:val="en-US"/>
+        </w:rPr>
+        <w:t xml:space="preserve"> }} {{ </w:t>
+      </w:r>
+      <w:proofErr w:type="spellStart"/>
+      <w:r>
+        <w:rPr>
+          <w:rFonts w:ascii="Microsoft Sans Serif" w:hAnsi="Microsoft Sans Serif" w:cs="Microsoft Sans Serif"/>
+          <w:sz w:val="24"/>
+          <w:szCs w:val="24"/>
+          <w:lang w:val="en-US"/>
+        </w:rPr>
+        <w:t>company.director_full_name_genitive_ru</w:t>
+      </w:r>
+      <w:proofErr w:type="spellEnd"/>
+      <w:r>
+        <w:rPr>
+          <w:rFonts w:ascii="Microsoft Sans Serif" w:hAnsi="Microsoft Sans Serif" w:cs="Microsoft Sans Serif"/>
+          <w:sz w:val="24"/>
+          <w:szCs w:val="24"/>
+          <w:lang w:val="en-US"/>
+        </w:rPr>
+        <w:t xml:space="preserve"> }}, </w:t>
+      </w:r>
+      <w:r>
+        <w:rPr>
+          <w:rFonts w:ascii="Microsoft Sans Serif" w:hAnsi="Microsoft Sans Serif" w:cs="Microsoft Sans Serif"/>
+          <w:sz w:val="24"/>
+          <w:szCs w:val="24"/>
+        </w:rPr>
+        <w:t>действующего</w:t>
+      </w:r>
+      <w:r>
+        <w:rPr>
+          <w:rFonts w:ascii="Microsoft Sans Serif" w:hAnsi="Microsoft Sans Serif" w:cs="Microsoft Sans Serif"/>
+          <w:sz w:val="24"/>
+          <w:szCs w:val="24"/>
+          <w:lang w:val="en-US"/>
+        </w:rPr>
+        <w:t xml:space="preserve"> </w:t>
+      </w:r>
+      <w:r>
+        <w:rPr>
+          <w:rFonts w:ascii="Microsoft Sans Serif" w:hAnsi="Microsoft Sans Serif" w:cs="Microsoft Sans Serif"/>
+          <w:sz w:val="24"/>
+          <w:szCs w:val="24"/>
+        </w:rPr>
+        <w:t>на</w:t>
+      </w:r>
+      <w:r>
+        <w:rPr>
+          <w:rFonts w:ascii="Microsoft Sans Serif" w:hAnsi="Microsoft Sans Serif" w:cs="Microsoft Sans Serif"/>
+          <w:sz w:val="24"/>
+          <w:szCs w:val="24"/>
+          <w:lang w:val="en-US"/>
+        </w:rPr>
+        <w:t xml:space="preserve"> </w:t>
+      </w:r>
+      <w:r>
+        <w:rPr>
+          <w:rFonts w:ascii="Microsoft Sans Serif" w:hAnsi="Microsoft Sans Serif" w:cs="Microsoft Sans Serif"/>
+          <w:sz w:val="24"/>
+          <w:szCs w:val="24"/>
+        </w:rPr>
+        <w:t>основании</w:t>
+      </w:r>
+      <w:r>
+        <w:rPr>
+          <w:rFonts w:ascii="Microsoft Sans Serif" w:hAnsi="Microsoft Sans Serif" w:cs="Microsoft Sans Serif"/>
+          <w:sz w:val="24"/>
+          <w:szCs w:val="24"/>
+          <w:lang w:val="en-US"/>
+        </w:rPr>
+        <w:t xml:space="preserve"> </w:t>
+      </w:r>
+      <w:r>
+        <w:rPr>
+          <w:rFonts w:ascii="Microsoft Sans Serif" w:hAnsi="Microsoft Sans Serif" w:cs="Microsoft Sans Serif"/>
+          <w:sz w:val="24"/>
+          <w:szCs w:val="24"/>
+        </w:rPr>
+        <w:t>Устава</w:t>
+      </w:r>
+      <w:r>
+        <w:rPr>
+          <w:rFonts w:ascii="Microsoft Sans Serif" w:hAnsi="Microsoft Sans Serif" w:cs="Microsoft Sans Serif"/>
+          <w:sz w:val="24"/>
+          <w:szCs w:val="24"/>
+          <w:lang w:val="en-US"/>
+        </w:rPr>
+        <w:t xml:space="preserve">,  </w:t>
+      </w:r>
+      <w:r>
+        <w:rPr>
+          <w:rFonts w:ascii="Microsoft Sans Serif" w:hAnsi="Microsoft Sans Serif" w:cs="Microsoft Sans Serif"/>
+          <w:sz w:val="24"/>
+          <w:szCs w:val="24"/>
+        </w:rPr>
+        <w:t>с</w:t>
+      </w:r>
+      <w:r>
+        <w:rPr>
+          <w:rFonts w:ascii="Microsoft Sans Serif" w:hAnsi="Microsoft Sans Serif" w:cs="Microsoft Sans Serif"/>
+          <w:sz w:val="24"/>
+          <w:szCs w:val="24"/>
+          <w:lang w:val="en-US"/>
+        </w:rPr>
+        <w:t xml:space="preserve"> </w:t>
+      </w:r>
+      <w:r>
+        <w:rPr>
+          <w:rFonts w:ascii="Microsoft Sans Serif" w:hAnsi="Microsoft Sans Serif" w:cs="Microsoft Sans Serif"/>
+          <w:sz w:val="24"/>
+          <w:szCs w:val="24"/>
+        </w:rPr>
+        <w:t>другой</w:t>
+      </w:r>
+      <w:r>
+        <w:rPr>
+          <w:rFonts w:ascii="Microsoft Sans Serif" w:hAnsi="Microsoft Sans Serif" w:cs="Microsoft Sans Serif"/>
+          <w:sz w:val="24"/>
+          <w:szCs w:val="24"/>
+          <w:lang w:val="en-US"/>
+        </w:rPr>
+        <w:t xml:space="preserve"> </w:t>
+      </w:r>
+      <w:r>
+        <w:rPr>
+          <w:rFonts w:ascii="Microsoft Sans Serif" w:hAnsi="Microsoft Sans Serif" w:cs="Microsoft Sans Serif"/>
+          <w:sz w:val="24"/>
+          <w:szCs w:val="24"/>
+        </w:rPr>
+        <w:t>стороны</w:t>
+      </w:r>
+      <w:r>
+        <w:rPr>
+          <w:rFonts w:ascii="Microsoft Sans Serif" w:hAnsi="Microsoft Sans Serif" w:cs="Microsoft Sans Serif"/>
+          <w:sz w:val="24"/>
+          <w:szCs w:val="24"/>
+          <w:lang w:val="en-US"/>
+        </w:rPr>
+        <w:t xml:space="preserve">, </w:t>
+      </w:r>
+      <w:r>
+        <w:rPr>
+          <w:rFonts w:ascii="Microsoft Sans Serif" w:hAnsi="Microsoft Sans Serif" w:cs="Microsoft Sans Serif"/>
+          <w:sz w:val="24"/>
+          <w:szCs w:val="24"/>
+        </w:rPr>
+        <w:t>заключили</w:t>
+      </w:r>
+      <w:r>
+        <w:rPr>
+          <w:rFonts w:ascii="Microsoft Sans Serif" w:hAnsi="Microsoft Sans Serif" w:cs="Microsoft Sans Serif"/>
+          <w:sz w:val="24"/>
+          <w:szCs w:val="24"/>
+          <w:lang w:val="en-US"/>
+        </w:rPr>
+        <w:t xml:space="preserve"> </w:t>
+      </w:r>
+      <w:r>
+        <w:rPr>
+          <w:rFonts w:ascii="Microsoft Sans Serif" w:hAnsi="Microsoft Sans Serif" w:cs="Microsoft Sans Serif"/>
+          <w:sz w:val="24"/>
+          <w:szCs w:val="24"/>
+        </w:rPr>
+        <w:t>настоящий</w:t>
+      </w:r>
+      <w:r>
+        <w:rPr>
+          <w:rFonts w:ascii="Microsoft Sans Serif" w:hAnsi="Microsoft Sans Serif" w:cs="Microsoft Sans Serif"/>
+          <w:sz w:val="24"/>
+          <w:szCs w:val="24"/>
+          <w:lang w:val="en-US"/>
+        </w:rPr>
+        <w:t xml:space="preserve"> </w:t>
+      </w:r>
+      <w:r>
+        <w:rPr>
+          <w:rFonts w:ascii="Microsoft Sans Serif" w:hAnsi="Microsoft Sans Serif" w:cs="Microsoft Sans Serif"/>
+          <w:sz w:val="24"/>
+          <w:szCs w:val="24"/>
+        </w:rPr>
+        <w:t>Договор</w:t>
+      </w:r>
+      <w:r>
+        <w:rPr>
+          <w:rFonts w:ascii="Microsoft Sans Serif" w:hAnsi="Microsoft Sans Serif" w:cs="Microsoft Sans Serif"/>
+          <w:sz w:val="24"/>
+          <w:szCs w:val="24"/>
+          <w:lang w:val="en-US"/>
+        </w:rPr>
+        <w:t xml:space="preserve"> </w:t>
+      </w:r>
+      <w:r>
+        <w:rPr>
+          <w:rFonts w:ascii="Microsoft Sans Serif" w:hAnsi="Microsoft Sans Serif" w:cs="Microsoft Sans Serif"/>
+          <w:sz w:val="24"/>
+          <w:szCs w:val="24"/>
+        </w:rPr>
+        <w:t>о</w:t>
+      </w:r>
+      <w:r>
+        <w:rPr>
+          <w:rFonts w:ascii="Microsoft Sans Serif" w:hAnsi="Microsoft Sans Serif" w:cs="Microsoft Sans Serif"/>
+          <w:sz w:val="24"/>
+          <w:szCs w:val="24"/>
+          <w:lang w:val="en-US"/>
+        </w:rPr>
+        <w:t xml:space="preserve"> </w:t>
+      </w:r>
+      <w:r>
+        <w:rPr>
+          <w:rFonts w:ascii="Microsoft Sans Serif" w:hAnsi="Microsoft Sans Serif" w:cs="Microsoft Sans Serif"/>
+          <w:sz w:val="24"/>
+          <w:szCs w:val="24"/>
+        </w:rPr>
+        <w:t>нижеследующем</w:t>
+      </w:r>
+      <w:r>
+        <w:rPr>
+          <w:rFonts w:ascii="Microsoft Sans Serif" w:hAnsi="Microsoft Sans Serif" w:cs="Microsoft Sans Serif"/>
+          <w:sz w:val="24"/>
+          <w:szCs w:val="24"/>
+          <w:lang w:val="en-US"/>
+        </w:rPr>
+        <w:t>:</w:t>
       </w:r>
     </w:p>
     <w:p>
@@ -110,6 +727,7 @@
           <w:rFonts w:ascii="Microsoft Sans Serif" w:hAnsi="Microsoft Sans Serif" w:cs="Microsoft Sans Serif"/>
           <w:sz w:val="24"/>
           <w:szCs w:val="24"/>
+          <w:lang w:val="en-US"/>
         </w:rPr>
       </w:pPr>
     </w:p>
@@ -163,7 +781,25 @@
           <w:sz w:val="24"/>
           <w:szCs w:val="24"/>
         </w:rPr>
-        <w:t xml:space="preserve">Исполнитель обязуется по заданию Заказчика оказать услуги {{ position.title_ru }} (далее - Услуги):</w:t>
+        <w:t xml:space="preserve">Исполнитель обязуется по заданию Заказчика оказать услуги {{ </w:t>
+      </w:r>
+      <w:proofErr w:type="spellStart"/>
+      <w:r>
+        <w:rPr>
+          <w:rFonts w:ascii="Microsoft Sans Serif" w:hAnsi="Microsoft Sans Serif" w:cs="Microsoft Sans Serif"/>
+          <w:sz w:val="24"/>
+          <w:szCs w:val="24"/>
+        </w:rPr>
+        <w:t>position.title_ru</w:t>
+      </w:r>
+      <w:proofErr w:type="spellEnd"/>
+      <w:r>
+        <w:rPr>
+          <w:rFonts w:ascii="Microsoft Sans Serif" w:hAnsi="Microsoft Sans Serif" w:cs="Microsoft Sans Serif"/>
+          <w:sz w:val="24"/>
+          <w:szCs w:val="24"/>
+        </w:rPr>
+        <w:t xml:space="preserve"> }} (далее - Услуги):</w:t>
       </w:r>
     </w:p>
     <w:p>
@@ -174,6 +810,7 @@
           <w:rFonts w:ascii="Microsoft Sans Serif" w:hAnsi="Microsoft Sans Serif" w:cs="Microsoft Sans Serif"/>
           <w:sz w:val="24"/>
           <w:szCs w:val="24"/>
+          <w:lang w:val="en-US"/>
         </w:rPr>
       </w:pPr>
       <w:r>
@@ -181,8 +818,31 @@
           <w:rFonts w:ascii="Microsoft Sans Serif" w:hAnsi="Microsoft Sans Serif" w:cs="Microsoft Sans Serif"/>
           <w:sz w:val="24"/>
           <w:szCs w:val="24"/>
-        </w:rPr>
-        <w:t xml:space="preserve">{%p for duty in position.duties %}</w:t>
+          <w:lang w:val="en-US"/>
+        </w:rPr>
+        <w:t xml:space="preserve">{%p for duty in </w:t>
+      </w:r>
+      <w:proofErr w:type="spellStart"/>
+      <w:proofErr w:type="gramStart"/>
+      <w:r>
+        <w:rPr>
+          <w:rFonts w:ascii="Microsoft Sans Serif" w:hAnsi="Microsoft Sans Serif" w:cs="Microsoft Sans Serif"/>
+          <w:sz w:val="24"/>
+          <w:szCs w:val="24"/>
+          <w:lang w:val="en-US"/>
+        </w:rPr>
+        <w:t>position.duties</w:t>
+      </w:r>
+      <w:proofErr w:type="spellEnd"/>
+      <w:proofErr w:type="gramEnd"/>
+      <w:r>
+        <w:rPr>
+          <w:rFonts w:ascii="Microsoft Sans Serif" w:hAnsi="Microsoft Sans Serif" w:cs="Microsoft Sans Serif"/>
+          <w:sz w:val="24"/>
+          <w:szCs w:val="24"/>
+          <w:lang w:val="en-US"/>
+        </w:rPr>
+        <w:t xml:space="preserve"> %}</w:t>
       </w:r>
     </w:p>
     <w:p>
@@ -195,13 +855,33 @@
           <w:szCs w:val="24"/>
         </w:rPr>
       </w:pPr>
+      <w:proofErr w:type="gramStart"/>
       <w:r>
         <w:rPr>
           <w:rFonts w:ascii="Microsoft Sans Serif" w:hAnsi="Microsoft Sans Serif" w:cs="Microsoft Sans Serif"/>
           <w:sz w:val="24"/>
           <w:szCs w:val="24"/>
         </w:rPr>
-        <w:t xml:space="preserve">{{ duty }}</w:t>
+        <w:t xml:space="preserve">{{ </w:t>
+      </w:r>
+      <w:proofErr w:type="spellStart"/>
+      <w:r>
+        <w:rPr>
+          <w:rFonts w:ascii="Microsoft Sans Serif" w:hAnsi="Microsoft Sans Serif" w:cs="Microsoft Sans Serif"/>
+          <w:sz w:val="24"/>
+          <w:szCs w:val="24"/>
+        </w:rPr>
+        <w:t>duty</w:t>
+      </w:r>
+      <w:proofErr w:type="spellEnd"/>
+      <w:proofErr w:type="gramEnd"/>
+      <w:r>
+        <w:rPr>
+          <w:rFonts w:ascii="Microsoft Sans Serif" w:hAnsi="Microsoft Sans Serif" w:cs="Microsoft Sans Serif"/>
+          <w:sz w:val="24"/>
+          <w:szCs w:val="24"/>
+        </w:rPr>
+        <w:t xml:space="preserve"> }}</w:t>
       </w:r>
     </w:p>
     <w:p>
@@ -220,7 +900,25 @@
           <w:sz w:val="24"/>
           <w:szCs w:val="24"/>
         </w:rPr>
-        <w:t xml:space="preserve">{%p endfor %}</w:t>
+        <w:t xml:space="preserve">{%p </w:t>
+      </w:r>
+      <w:proofErr w:type="spellStart"/>
+      <w:r>
+        <w:rPr>
+          <w:rFonts w:ascii="Microsoft Sans Serif" w:hAnsi="Microsoft Sans Serif" w:cs="Microsoft Sans Serif"/>
+          <w:sz w:val="24"/>
+          <w:szCs w:val="24"/>
+        </w:rPr>
+        <w:t>endfor</w:t>
+      </w:r>
+      <w:proofErr w:type="spellEnd"/>
+      <w:r>
+        <w:rPr>
+          <w:rFonts w:ascii="Microsoft Sans Serif" w:hAnsi="Microsoft Sans Serif" w:cs="Microsoft Sans Serif"/>
+          <w:sz w:val="24"/>
+          <w:szCs w:val="24"/>
+        </w:rPr>
+        <w:t xml:space="preserve"> %}</w:t>
       </w:r>
     </w:p>
     <w:p>
@@ -440,7 +1138,6 @@
           <w:sz w:val="24"/>
           <w:szCs w:val="24"/>
         </w:rPr>
-        <w:lastRenderedPageBreak/>
         <w:t>2.1.3. В процессе оказания Услуг обеспечивать сохранность имущества Заказчика, не допускать порчи и ухудшения указанного имущества.</w:t>
       </w:r>
     </w:p>
@@ -615,7 +1312,61 @@
           <w:sz w:val="24"/>
           <w:szCs w:val="24"/>
         </w:rPr>
-        <w:t>1. Вознаграждение Исполнителя за оказанные услуги устанавливается в размере {{ fmt_money(contract.salary_rub) }} ({{ contract.salary_rub_words }}) рублей в месяц.</w:t>
+        <w:t xml:space="preserve">1. Вознаграждение Исполнителя за оказанные услуги устанавливается в размере {{ </w:t>
+      </w:r>
+      <w:proofErr w:type="spellStart"/>
+      <w:r>
+        <w:rPr>
+          <w:rFonts w:ascii="Microsoft Sans Serif" w:hAnsi="Microsoft Sans Serif" w:cs="Microsoft Sans Serif"/>
+          <w:sz w:val="24"/>
+          <w:szCs w:val="24"/>
+        </w:rPr>
+        <w:t>fmt_money</w:t>
+      </w:r>
+      <w:proofErr w:type="spellEnd"/>
+      <w:r>
+        <w:rPr>
+          <w:rFonts w:ascii="Microsoft Sans Serif" w:hAnsi="Microsoft Sans Serif" w:cs="Microsoft Sans Serif"/>
+          <w:sz w:val="24"/>
+          <w:szCs w:val="24"/>
+        </w:rPr>
+        <w:t>(</w:t>
+      </w:r>
+      <w:proofErr w:type="spellStart"/>
+      <w:r>
+        <w:rPr>
+          <w:rFonts w:ascii="Microsoft Sans Serif" w:hAnsi="Microsoft Sans Serif" w:cs="Microsoft Sans Serif"/>
+          <w:sz w:val="24"/>
+          <w:szCs w:val="24"/>
+        </w:rPr>
+        <w:t>contract.salary_rub</w:t>
+      </w:r>
+      <w:proofErr w:type="spellEnd"/>
+      <w:r>
+        <w:rPr>
+          <w:rFonts w:ascii="Microsoft Sans Serif" w:hAnsi="Microsoft Sans Serif" w:cs="Microsoft Sans Serif"/>
+          <w:sz w:val="24"/>
+          <w:szCs w:val="24"/>
+        </w:rPr>
+        <w:t xml:space="preserve">) }} ({{ </w:t>
+      </w:r>
+      <w:proofErr w:type="spellStart"/>
+      <w:r>
+        <w:rPr>
+          <w:rFonts w:ascii="Microsoft Sans Serif" w:hAnsi="Microsoft Sans Serif" w:cs="Microsoft Sans Serif"/>
+          <w:sz w:val="24"/>
+          <w:szCs w:val="24"/>
+        </w:rPr>
+        <w:t>contract.salary_rub_words</w:t>
+      </w:r>
+      <w:proofErr w:type="spellEnd"/>
+      <w:r>
+        <w:rPr>
+          <w:rFonts w:ascii="Microsoft Sans Serif" w:hAnsi="Microsoft Sans Serif" w:cs="Microsoft Sans Serif"/>
+          <w:sz w:val="24"/>
+          <w:szCs w:val="24"/>
+        </w:rPr>
+        <w:t xml:space="preserve"> }}) рублей в месяц.</w:t>
       </w:r>
     </w:p>
     <w:p>
@@ -634,6 +1385,7 @@
           <w:sz w:val="24"/>
           <w:szCs w:val="24"/>
         </w:rPr>
+        <w:lastRenderedPageBreak/>
         <w:t>3.2. Указанная сумма является фиксированной и не зависит от количества затраченного времени.</w:t>
       </w:r>
     </w:p>
@@ -724,6 +1476,7 @@
           <w:rFonts w:ascii="Microsoft Sans Serif" w:hAnsi="Microsoft Sans Serif" w:cs="Microsoft Sans Serif"/>
           <w:sz w:val="24"/>
           <w:szCs w:val="24"/>
+          <w:lang w:val="en-US"/>
         </w:rPr>
       </w:pPr>
       <w:r>
@@ -731,8 +1484,100 @@
           <w:rFonts w:ascii="Microsoft Sans Serif" w:hAnsi="Microsoft Sans Serif" w:cs="Microsoft Sans Serif"/>
           <w:sz w:val="24"/>
           <w:szCs w:val="24"/>
-        </w:rPr>
-        <w:t>4.1.1. Начало оказания Услуг - {{ fmt_date_long_ru(contract.sign_date) }}</w:t>
+          <w:lang w:val="en-US"/>
+        </w:rPr>
+        <w:t xml:space="preserve">4.1.1. </w:t>
+      </w:r>
+      <w:r>
+        <w:rPr>
+          <w:rFonts w:ascii="Microsoft Sans Serif" w:hAnsi="Microsoft Sans Serif" w:cs="Microsoft Sans Serif"/>
+          <w:sz w:val="24"/>
+          <w:szCs w:val="24"/>
+        </w:rPr>
+        <w:t>Начало</w:t>
+      </w:r>
+      <w:r>
+        <w:rPr>
+          <w:rFonts w:ascii="Microsoft Sans Serif" w:hAnsi="Microsoft Sans Serif" w:cs="Microsoft Sans Serif"/>
+          <w:sz w:val="24"/>
+          <w:szCs w:val="24"/>
+          <w:lang w:val="en-US"/>
+        </w:rPr>
+        <w:t xml:space="preserve"> </w:t>
+      </w:r>
+      <w:r>
+        <w:rPr>
+          <w:rFonts w:ascii="Microsoft Sans Serif" w:hAnsi="Microsoft Sans Serif" w:cs="Microsoft Sans Serif"/>
+          <w:sz w:val="24"/>
+          <w:szCs w:val="24"/>
+        </w:rPr>
+        <w:t>оказания</w:t>
+      </w:r>
+      <w:r>
+        <w:rPr>
+          <w:rFonts w:ascii="Microsoft Sans Serif" w:hAnsi="Microsoft Sans Serif" w:cs="Microsoft Sans Serif"/>
+          <w:sz w:val="24"/>
+          <w:szCs w:val="24"/>
+          <w:lang w:val="en-US"/>
+        </w:rPr>
+        <w:t xml:space="preserve"> </w:t>
+      </w:r>
+      <w:r>
+        <w:rPr>
+          <w:rFonts w:ascii="Microsoft Sans Serif" w:hAnsi="Microsoft Sans Serif" w:cs="Microsoft Sans Serif"/>
+          <w:sz w:val="24"/>
+          <w:szCs w:val="24"/>
+        </w:rPr>
+        <w:t>Услуг</w:t>
+      </w:r>
+      <w:r>
+        <w:rPr>
+          <w:rFonts w:ascii="Microsoft Sans Serif" w:hAnsi="Microsoft Sans Serif" w:cs="Microsoft Sans Serif"/>
+          <w:sz w:val="24"/>
+          <w:szCs w:val="24"/>
+          <w:lang w:val="en-US"/>
+        </w:rPr>
+        <w:t xml:space="preserve"> - {{ </w:t>
+      </w:r>
+      <w:proofErr w:type="spellStart"/>
+      <w:r>
+        <w:rPr>
+          <w:rFonts w:ascii="Microsoft Sans Serif" w:hAnsi="Microsoft Sans Serif" w:cs="Microsoft Sans Serif"/>
+          <w:sz w:val="24"/>
+          <w:szCs w:val="24"/>
+          <w:lang w:val="en-US"/>
+        </w:rPr>
+        <w:t>fmt_date_long_ru</w:t>
+      </w:r>
+      <w:proofErr w:type="spellEnd"/>
+      <w:r>
+        <w:rPr>
+          <w:rFonts w:ascii="Microsoft Sans Serif" w:hAnsi="Microsoft Sans Serif" w:cs="Microsoft Sans Serif"/>
+          <w:sz w:val="24"/>
+          <w:szCs w:val="24"/>
+          <w:lang w:val="en-US"/>
+        </w:rPr>
+        <w:t>(</w:t>
+      </w:r>
+      <w:proofErr w:type="spellStart"/>
+      <w:r>
+        <w:rPr>
+          <w:rFonts w:ascii="Microsoft Sans Serif" w:hAnsi="Microsoft Sans Serif" w:cs="Microsoft Sans Serif"/>
+          <w:sz w:val="24"/>
+          <w:szCs w:val="24"/>
+          <w:lang w:val="en-US"/>
+        </w:rPr>
+        <w:t>contract.sign_date</w:t>
+      </w:r>
+      <w:proofErr w:type="spellEnd"/>
+      <w:r>
+        <w:rPr>
+          <w:rFonts w:ascii="Microsoft Sans Serif" w:hAnsi="Microsoft Sans Serif" w:cs="Microsoft Sans Serif"/>
+          <w:sz w:val="24"/>
+          <w:szCs w:val="24"/>
+          <w:lang w:val="en-US"/>
+        </w:rPr>
+        <w:t>) }}</w:t>
       </w:r>
     </w:p>
     <w:p>
@@ -743,6 +1588,7 @@
           <w:rFonts w:ascii="Microsoft Sans Serif" w:hAnsi="Microsoft Sans Serif" w:cs="Microsoft Sans Serif"/>
           <w:sz w:val="24"/>
           <w:szCs w:val="24"/>
+          <w:lang w:val="en-US"/>
         </w:rPr>
       </w:pPr>
       <w:r>
@@ -750,8 +1596,100 @@
           <w:rFonts w:ascii="Microsoft Sans Serif" w:hAnsi="Microsoft Sans Serif" w:cs="Microsoft Sans Serif"/>
           <w:sz w:val="24"/>
           <w:szCs w:val="24"/>
-        </w:rPr>
-        <w:t>4.1.2. Окончание оказания Услуг - {{ fmt_date_long_ru(contract.end_date) }}</w:t>
+          <w:lang w:val="en-US"/>
+        </w:rPr>
+        <w:t xml:space="preserve">4.1.2. </w:t>
+      </w:r>
+      <w:r>
+        <w:rPr>
+          <w:rFonts w:ascii="Microsoft Sans Serif" w:hAnsi="Microsoft Sans Serif" w:cs="Microsoft Sans Serif"/>
+          <w:sz w:val="24"/>
+          <w:szCs w:val="24"/>
+        </w:rPr>
+        <w:t>Окончание</w:t>
+      </w:r>
+      <w:r>
+        <w:rPr>
+          <w:rFonts w:ascii="Microsoft Sans Serif" w:hAnsi="Microsoft Sans Serif" w:cs="Microsoft Sans Serif"/>
+          <w:sz w:val="24"/>
+          <w:szCs w:val="24"/>
+          <w:lang w:val="en-US"/>
+        </w:rPr>
+        <w:t xml:space="preserve"> </w:t>
+      </w:r>
+      <w:r>
+        <w:rPr>
+          <w:rFonts w:ascii="Microsoft Sans Serif" w:hAnsi="Microsoft Sans Serif" w:cs="Microsoft Sans Serif"/>
+          <w:sz w:val="24"/>
+          <w:szCs w:val="24"/>
+        </w:rPr>
+        <w:t>оказания</w:t>
+      </w:r>
+      <w:r>
+        <w:rPr>
+          <w:rFonts w:ascii="Microsoft Sans Serif" w:hAnsi="Microsoft Sans Serif" w:cs="Microsoft Sans Serif"/>
+          <w:sz w:val="24"/>
+          <w:szCs w:val="24"/>
+          <w:lang w:val="en-US"/>
+        </w:rPr>
+        <w:t xml:space="preserve"> </w:t>
+      </w:r>
+      <w:r>
+        <w:rPr>
+          <w:rFonts w:ascii="Microsoft Sans Serif" w:hAnsi="Microsoft Sans Serif" w:cs="Microsoft Sans Serif"/>
+          <w:sz w:val="24"/>
+          <w:szCs w:val="24"/>
+        </w:rPr>
+        <w:t>Услуг</w:t>
+      </w:r>
+      <w:r>
+        <w:rPr>
+          <w:rFonts w:ascii="Microsoft Sans Serif" w:hAnsi="Microsoft Sans Serif" w:cs="Microsoft Sans Serif"/>
+          <w:sz w:val="24"/>
+          <w:szCs w:val="24"/>
+          <w:lang w:val="en-US"/>
+        </w:rPr>
+        <w:t xml:space="preserve"> - {{ </w:t>
+      </w:r>
+      <w:proofErr w:type="spellStart"/>
+      <w:r>
+        <w:rPr>
+          <w:rFonts w:ascii="Microsoft Sans Serif" w:hAnsi="Microsoft Sans Serif" w:cs="Microsoft Sans Serif"/>
+          <w:sz w:val="24"/>
+          <w:szCs w:val="24"/>
+          <w:lang w:val="en-US"/>
+        </w:rPr>
+        <w:t>fmt_date_long_ru</w:t>
+      </w:r>
+      <w:proofErr w:type="spellEnd"/>
+      <w:r>
+        <w:rPr>
+          <w:rFonts w:ascii="Microsoft Sans Serif" w:hAnsi="Microsoft Sans Serif" w:cs="Microsoft Sans Serif"/>
+          <w:sz w:val="24"/>
+          <w:szCs w:val="24"/>
+          <w:lang w:val="en-US"/>
+        </w:rPr>
+        <w:t>(</w:t>
+      </w:r>
+      <w:proofErr w:type="spellStart"/>
+      <w:r>
+        <w:rPr>
+          <w:rFonts w:ascii="Microsoft Sans Serif" w:hAnsi="Microsoft Sans Serif" w:cs="Microsoft Sans Serif"/>
+          <w:sz w:val="24"/>
+          <w:szCs w:val="24"/>
+          <w:lang w:val="en-US"/>
+        </w:rPr>
+        <w:t>contract.end_date</w:t>
+      </w:r>
+      <w:proofErr w:type="spellEnd"/>
+      <w:r>
+        <w:rPr>
+          <w:rFonts w:ascii="Microsoft Sans Serif" w:hAnsi="Microsoft Sans Serif" w:cs="Microsoft Sans Serif"/>
+          <w:sz w:val="24"/>
+          <w:szCs w:val="24"/>
+          <w:lang w:val="en-US"/>
+        </w:rPr>
+        <w:t>) }}</w:t>
       </w:r>
     </w:p>
     <w:p>
@@ -762,6 +1700,7 @@
           <w:rFonts w:ascii="Microsoft Sans Serif" w:hAnsi="Microsoft Sans Serif" w:cs="Microsoft Sans Serif"/>
           <w:sz w:val="24"/>
           <w:szCs w:val="24"/>
+          <w:lang w:val="en-US"/>
         </w:rPr>
       </w:pPr>
     </w:p>
@@ -988,7 +1927,6 @@
           <w:sz w:val="24"/>
           <w:szCs w:val="24"/>
         </w:rPr>
-        <w:lastRenderedPageBreak/>
         <w:t>7.2. Изменение условий настоящего Договора возможно по соглашению Сторон, составленному в письменной форме и подписанному обеими Сторонами настоящего Договора.</w:t>
       </w:r>
     </w:p>
@@ -1157,12 +2095,59 @@
           <w:szCs w:val="24"/>
         </w:rPr>
       </w:pPr>
+    </w:p>
+    <w:p>
+      <w:pPr>
+        <w:pStyle w:val="ConsNormal"/>
+        <w:jc w:val="center"/>
+        <w:rPr>
+          <w:rFonts w:ascii="Microsoft Sans Serif" w:hAnsi="Microsoft Sans Serif" w:cs="Microsoft Sans Serif"/>
+          <w:sz w:val="24"/>
+          <w:szCs w:val="24"/>
+        </w:rPr>
+      </w:pPr>
+    </w:p>
+    <w:p>
+      <w:pPr>
+        <w:pStyle w:val="ConsNormal"/>
+        <w:jc w:val="center"/>
+        <w:rPr>
+          <w:rFonts w:ascii="Microsoft Sans Serif" w:hAnsi="Microsoft Sans Serif" w:cs="Microsoft Sans Serif"/>
+          <w:sz w:val="24"/>
+          <w:szCs w:val="24"/>
+        </w:rPr>
+      </w:pPr>
+    </w:p>
+    <w:p>
+      <w:pPr>
+        <w:pStyle w:val="ConsNormal"/>
+        <w:jc w:val="center"/>
+        <w:rPr>
+          <w:rFonts w:ascii="Microsoft Sans Serif" w:hAnsi="Microsoft Sans Serif" w:cs="Microsoft Sans Serif"/>
+          <w:sz w:val="24"/>
+          <w:szCs w:val="24"/>
+        </w:rPr>
+      </w:pPr>
+    </w:p>
+    <w:p>
+      <w:pPr>
+        <w:pStyle w:val="ConsNormal"/>
+        <w:jc w:val="center"/>
+        <w:rPr>
+          <w:rFonts w:ascii="Microsoft Sans Serif" w:hAnsi="Microsoft Sans Serif" w:cs="Microsoft Sans Serif"/>
+          <w:sz w:val="24"/>
+          <w:szCs w:val="24"/>
+        </w:rPr>
+      </w:pPr>
+      <w:bookmarkStart w:id="0" w:name="_GoBack"/>
+      <w:bookmarkEnd w:id="0"/>
       <w:r>
         <w:rPr>
           <w:rFonts w:ascii="Microsoft Sans Serif" w:hAnsi="Microsoft Sans Serif" w:cs="Microsoft Sans Serif"/>
           <w:sz w:val="24"/>
           <w:szCs w:val="24"/>
         </w:rPr>
+        <w:lastRenderedPageBreak/>
         <w:t>8. Адреса и реквизиты Сторон</w:t>
       </w:r>
     </w:p>
@@ -1192,8 +2177,8 @@
         <w:tblLook w:val="04A0" w:firstRow="1" w:lastRow="0" w:firstColumn="1" w:lastColumn="0" w:noHBand="0" w:noVBand="1"/>
       </w:tblPr>
       <w:tblGrid>
-        <w:gridCol w:w="5232"/>
-        <w:gridCol w:w="5234"/>
+        <w:gridCol w:w="4920"/>
+        <w:gridCol w:w="5546"/>
       </w:tblGrid>
       <w:tr>
         <w:tc>
@@ -1226,8 +2211,30 @@
               <w:rPr>
                 <w:rFonts w:ascii="Microsoft Sans Serif" w:hAnsi="Microsoft Sans Serif" w:cs="Microsoft Sans Serif"/>
               </w:rPr>
-              <w:t>{{ company.short_name }}</w:t>
+              <w:t xml:space="preserve">{{ </w:t>
             </w:r>
+            <w:proofErr w:type="spellStart"/>
+            <w:r>
+              <w:rPr>
+                <w:rFonts w:ascii="Microsoft Sans Serif" w:hAnsi="Microsoft Sans Serif" w:cs="Microsoft Sans Serif"/>
+              </w:rPr>
+              <w:t>company.short_name</w:t>
+            </w:r>
+            <w:proofErr w:type="spellEnd"/>
+            <w:r>
+              <w:rPr>
+                <w:rFonts w:ascii="Microsoft Sans Serif" w:hAnsi="Microsoft Sans Serif" w:cs="Microsoft Sans Serif"/>
+              </w:rPr>
+              <w:t xml:space="preserve"> }}</w:t>
+            </w:r>
+          </w:p>
+          <w:p>
+            <w:pPr>
+              <w:pStyle w:val="ConsDTNormal"/>
+              <w:rPr>
+                <w:rFonts w:ascii="Microsoft Sans Serif" w:hAnsi="Microsoft Sans Serif" w:cs="Microsoft Sans Serif"/>
+              </w:rPr>
+            </w:pPr>
           </w:p>
           <w:p>
             <w:pPr>
@@ -1240,7 +2247,35 @@
               <w:rPr>
                 <w:rFonts w:ascii="Microsoft Sans Serif" w:hAnsi="Microsoft Sans Serif" w:cs="Microsoft Sans Serif"/>
               </w:rPr>
-              <w:t/>
+              <w:t xml:space="preserve"> ИНН {{ </w:t>
+            </w:r>
+            <w:proofErr w:type="spellStart"/>
+            <w:r>
+              <w:rPr>
+                <w:rFonts w:ascii="Microsoft Sans Serif" w:hAnsi="Microsoft Sans Serif" w:cs="Microsoft Sans Serif"/>
+              </w:rPr>
+              <w:t>company.tax_id_primary</w:t>
+            </w:r>
+            <w:proofErr w:type="spellEnd"/>
+            <w:r>
+              <w:rPr>
+                <w:rFonts w:ascii="Microsoft Sans Serif" w:hAnsi="Microsoft Sans Serif" w:cs="Microsoft Sans Serif"/>
+              </w:rPr>
+              <w:t xml:space="preserve"> }}, КПП {{ </w:t>
+            </w:r>
+            <w:proofErr w:type="spellStart"/>
+            <w:r>
+              <w:rPr>
+                <w:rFonts w:ascii="Microsoft Sans Serif" w:hAnsi="Microsoft Sans Serif" w:cs="Microsoft Sans Serif"/>
+              </w:rPr>
+              <w:t>company.tax_id_secondary</w:t>
+            </w:r>
+            <w:proofErr w:type="spellEnd"/>
+            <w:r>
+              <w:rPr>
+                <w:rFonts w:ascii="Microsoft Sans Serif" w:hAnsi="Microsoft Sans Serif" w:cs="Microsoft Sans Serif"/>
+              </w:rPr>
+              <w:t xml:space="preserve"> }}</w:t>
             </w:r>
           </w:p>
           <w:p>
@@ -1248,13 +2283,24 @@
               <w:pStyle w:val="ConsDTNormal"/>
               <w:rPr>
                 <w:rFonts w:ascii="Microsoft Sans Serif" w:hAnsi="Microsoft Sans Serif" w:cs="Microsoft Sans Serif"/>
+                <w:lang w:val="en-US"/>
               </w:rPr>
             </w:pPr>
+            <w:proofErr w:type="gramStart"/>
             <w:r>
               <w:rPr>
                 <w:rFonts w:ascii="Microsoft Sans Serif" w:hAnsi="Microsoft Sans Serif" w:cs="Microsoft Sans Serif"/>
+                <w:lang w:val="en-US"/>
               </w:rPr>
-              <w:t xml:space="preserve"> ИНН {{ company.tax_id_primary }}, КПП {{ company.tax_id_secondary }}</w:t>
+              <w:t>{{ company</w:t>
+            </w:r>
+            <w:proofErr w:type="gramEnd"/>
+            <w:r>
+              <w:rPr>
+                <w:rFonts w:ascii="Microsoft Sans Serif" w:hAnsi="Microsoft Sans Serif" w:cs="Microsoft Sans Serif"/>
+                <w:lang w:val="en-US"/>
+              </w:rPr>
+              <w:t xml:space="preserve">.legal_address_line1 }} </w:t>
             </w:r>
           </w:p>
           <w:p>
@@ -1262,13 +2308,24 @@
               <w:pStyle w:val="ConsDTNormal"/>
               <w:rPr>
                 <w:rFonts w:ascii="Microsoft Sans Serif" w:hAnsi="Microsoft Sans Serif" w:cs="Microsoft Sans Serif"/>
+                <w:lang w:val="en-US"/>
               </w:rPr>
             </w:pPr>
+            <w:proofErr w:type="gramStart"/>
             <w:r>
               <w:rPr>
                 <w:rFonts w:ascii="Microsoft Sans Serif" w:hAnsi="Microsoft Sans Serif" w:cs="Microsoft Sans Serif"/>
+                <w:lang w:val="en-US"/>
               </w:rPr>
-              <w:t xml:space="preserve">{{ company.legal_address_line1 }} </w:t>
+              <w:t>{{ company</w:t>
+            </w:r>
+            <w:proofErr w:type="gramEnd"/>
+            <w:r>
+              <w:rPr>
+                <w:rFonts w:ascii="Microsoft Sans Serif" w:hAnsi="Microsoft Sans Serif" w:cs="Microsoft Sans Serif"/>
+                <w:lang w:val="en-US"/>
+              </w:rPr>
+              <w:t>.legal_address_line2 }}</w:t>
             </w:r>
           </w:p>
           <w:p>
@@ -1276,13 +2333,66 @@
               <w:pStyle w:val="ConsDTNormal"/>
               <w:rPr>
                 <w:rFonts w:ascii="Microsoft Sans Serif" w:hAnsi="Microsoft Sans Serif" w:cs="Microsoft Sans Serif"/>
+                <w:lang w:val="en-US"/>
               </w:rPr>
             </w:pPr>
             <w:r>
               <w:rPr>
                 <w:rFonts w:ascii="Microsoft Sans Serif" w:hAnsi="Microsoft Sans Serif" w:cs="Microsoft Sans Serif"/>
               </w:rPr>
-              <w:t>{{ company.legal_address_line2 }}</w:t>
+              <w:t>р</w:t>
+            </w:r>
+            <w:r>
+              <w:rPr>
+                <w:rFonts w:ascii="Microsoft Sans Serif" w:hAnsi="Microsoft Sans Serif" w:cs="Microsoft Sans Serif"/>
+                <w:lang w:val="en-US"/>
+              </w:rPr>
+              <w:t>/</w:t>
+            </w:r>
+            <w:r>
+              <w:rPr>
+                <w:rFonts w:ascii="Microsoft Sans Serif" w:hAnsi="Microsoft Sans Serif" w:cs="Microsoft Sans Serif"/>
+              </w:rPr>
+              <w:t>с</w:t>
+            </w:r>
+            <w:r>
+              <w:rPr>
+                <w:rFonts w:ascii="Microsoft Sans Serif" w:hAnsi="Microsoft Sans Serif" w:cs="Microsoft Sans Serif"/>
+                <w:lang w:val="en-US"/>
+              </w:rPr>
+              <w:t xml:space="preserve"> </w:t>
+            </w:r>
+            <w:proofErr w:type="gramStart"/>
+            <w:r>
+              <w:rPr>
+                <w:rFonts w:ascii="Microsoft Sans Serif" w:hAnsi="Microsoft Sans Serif" w:cs="Microsoft Sans Serif"/>
+                <w:lang w:val="en-US"/>
+              </w:rPr>
+              <w:t xml:space="preserve">{{ </w:t>
+            </w:r>
+            <w:proofErr w:type="spellStart"/>
+            <w:r>
+              <w:rPr>
+                <w:rFonts w:ascii="Microsoft Sans Serif" w:hAnsi="Microsoft Sans Serif" w:cs="Microsoft Sans Serif"/>
+                <w:lang w:val="en-US"/>
+              </w:rPr>
+              <w:t>company</w:t>
+            </w:r>
+            <w:proofErr w:type="gramEnd"/>
+            <w:r>
+              <w:rPr>
+                <w:rFonts w:ascii="Microsoft Sans Serif" w:hAnsi="Microsoft Sans Serif" w:cs="Microsoft Sans Serif"/>
+                <w:lang w:val="en-US"/>
+              </w:rPr>
+              <w:t>.bank_account</w:t>
+            </w:r>
+            <w:proofErr w:type="spellEnd"/>
+            <w:r>
+              <w:rPr>
+                <w:rFonts w:ascii="Microsoft Sans Serif" w:hAnsi="Microsoft Sans Serif" w:cs="Microsoft Sans Serif"/>
+                <w:lang w:val="en-US"/>
+              </w:rPr>
+              <w:t xml:space="preserve"> }}</w:t>
             </w:r>
           </w:p>
           <w:p>
@@ -1290,13 +2400,53 @@
               <w:pStyle w:val="ConsDTNormal"/>
               <w:rPr>
                 <w:rFonts w:ascii="Microsoft Sans Serif" w:hAnsi="Microsoft Sans Serif" w:cs="Microsoft Sans Serif"/>
+                <w:lang w:val="en-US"/>
               </w:rPr>
             </w:pPr>
             <w:r>
               <w:rPr>
                 <w:rFonts w:ascii="Microsoft Sans Serif" w:hAnsi="Microsoft Sans Serif" w:cs="Microsoft Sans Serif"/>
               </w:rPr>
-              <w:t>р/с {{ company.bank_account }}</w:t>
+              <w:t>в</w:t>
+            </w:r>
+            <w:r>
+              <w:rPr>
+                <w:rFonts w:ascii="Microsoft Sans Serif" w:hAnsi="Microsoft Sans Serif" w:cs="Microsoft Sans Serif"/>
+                <w:lang w:val="en-US"/>
+              </w:rPr>
+              <w:t xml:space="preserve"> </w:t>
+            </w:r>
+            <w:proofErr w:type="gramStart"/>
+            <w:r>
+              <w:rPr>
+                <w:rFonts w:ascii="Microsoft Sans Serif" w:hAnsi="Microsoft Sans Serif" w:cs="Microsoft Sans Serif"/>
+                <w:lang w:val="en-US"/>
+              </w:rPr>
+              <w:t xml:space="preserve">{{ </w:t>
+            </w:r>
+            <w:proofErr w:type="spellStart"/>
+            <w:r>
+              <w:rPr>
+                <w:rFonts w:ascii="Microsoft Sans Serif" w:hAnsi="Microsoft Sans Serif" w:cs="Microsoft Sans Serif"/>
+                <w:lang w:val="en-US"/>
+              </w:rPr>
+              <w:t>company</w:t>
+            </w:r>
+            <w:proofErr w:type="gramEnd"/>
+            <w:r>
+              <w:rPr>
+                <w:rFonts w:ascii="Microsoft Sans Serif" w:hAnsi="Microsoft Sans Serif" w:cs="Microsoft Sans Serif"/>
+                <w:lang w:val="en-US"/>
+              </w:rPr>
+              <w:t>.bank_name</w:t>
+            </w:r>
+            <w:proofErr w:type="spellEnd"/>
+            <w:r>
+              <w:rPr>
+                <w:rFonts w:ascii="Microsoft Sans Serif" w:hAnsi="Microsoft Sans Serif" w:cs="Microsoft Sans Serif"/>
+                <w:lang w:val="en-US"/>
+              </w:rPr>
+              <w:t xml:space="preserve"> }} </w:t>
             </w:r>
           </w:p>
           <w:p>
@@ -1304,27 +2454,53 @@
               <w:pStyle w:val="ConsDTNormal"/>
               <w:rPr>
                 <w:rFonts w:ascii="Microsoft Sans Serif" w:hAnsi="Microsoft Sans Serif" w:cs="Microsoft Sans Serif"/>
+                <w:lang w:val="en-US"/>
               </w:rPr>
             </w:pPr>
             <w:r>
               <w:rPr>
                 <w:rFonts w:ascii="Microsoft Sans Serif" w:hAnsi="Microsoft Sans Serif" w:cs="Microsoft Sans Serif"/>
               </w:rPr>
-              <w:t xml:space="preserve">в {{ company.bank_name }} </w:t>
+              <w:t>БИК</w:t>
             </w:r>
-          </w:p>
-          <w:p>
-            <w:pPr>
-              <w:pStyle w:val="ConsDTNormal"/>
-              <w:rPr>
-                <w:rFonts w:ascii="Microsoft Sans Serif" w:hAnsi="Microsoft Sans Serif" w:cs="Microsoft Sans Serif"/>
-              </w:rPr>
-            </w:pPr>
             <w:r>
               <w:rPr>
                 <w:rFonts w:ascii="Microsoft Sans Serif" w:hAnsi="Microsoft Sans Serif" w:cs="Microsoft Sans Serif"/>
+                <w:lang w:val="en-US"/>
               </w:rPr>
-              <w:t>БИК {{ company.bank_bic }}</w:t>
+              <w:t xml:space="preserve"> </w:t>
+            </w:r>
+            <w:proofErr w:type="gramStart"/>
+            <w:r>
+              <w:rPr>
+                <w:rFonts w:ascii="Microsoft Sans Serif" w:hAnsi="Microsoft Sans Serif" w:cs="Microsoft Sans Serif"/>
+                <w:lang w:val="en-US"/>
+              </w:rPr>
+              <w:t xml:space="preserve">{{ </w:t>
+            </w:r>
+            <w:proofErr w:type="spellStart"/>
+            <w:r>
+              <w:rPr>
+                <w:rFonts w:ascii="Microsoft Sans Serif" w:hAnsi="Microsoft Sans Serif" w:cs="Microsoft Sans Serif"/>
+                <w:lang w:val="en-US"/>
+              </w:rPr>
+              <w:t>company</w:t>
+            </w:r>
+            <w:proofErr w:type="gramEnd"/>
+            <w:r>
+              <w:rPr>
+                <w:rFonts w:ascii="Microsoft Sans Serif" w:hAnsi="Microsoft Sans Serif" w:cs="Microsoft Sans Serif"/>
+                <w:lang w:val="en-US"/>
+              </w:rPr>
+              <w:t>.bank_bic</w:t>
+            </w:r>
+            <w:proofErr w:type="spellEnd"/>
+            <w:r>
+              <w:rPr>
+                <w:rFonts w:ascii="Microsoft Sans Serif" w:hAnsi="Microsoft Sans Serif" w:cs="Microsoft Sans Serif"/>
+                <w:lang w:val="en-US"/>
+              </w:rPr>
+              <w:t xml:space="preserve"> }}</w:t>
             </w:r>
           </w:p>
           <w:p>
@@ -1333,12 +2509,14 @@
               <w:jc w:val="left"/>
               <w:rPr>
                 <w:rFonts w:ascii="Microsoft Sans Serif" w:hAnsi="Microsoft Sans Serif" w:cs="Microsoft Sans Serif"/>
+                <w:lang w:val="en-US"/>
               </w:rPr>
             </w:pPr>
             <w:r>
               <w:rPr>
                 <w:rFonts w:ascii="Microsoft Sans Serif" w:hAnsi="Microsoft Sans Serif" w:cs="Microsoft Sans Serif"/>
                 <w:b/>
+                <w:lang w:val="en-US"/>
               </w:rPr>
               <w:t xml:space="preserve"> </w:t>
             </w:r>
@@ -1356,6 +2534,7 @@
                 <w:rFonts w:ascii="Microsoft Sans Serif" w:hAnsi="Microsoft Sans Serif" w:cs="Microsoft Sans Serif"/>
                 <w:sz w:val="24"/>
                 <w:szCs w:val="24"/>
+                <w:lang w:val="en-US"/>
               </w:rPr>
             </w:pPr>
             <w:r>
@@ -1364,7 +2543,16 @@
                 <w:sz w:val="24"/>
                 <w:szCs w:val="24"/>
               </w:rPr>
-              <w:t>Исполнитель:</w:t>
+              <w:t>Исполнитель</w:t>
+            </w:r>
+            <w:r>
+              <w:rPr>
+                <w:rFonts w:ascii="Microsoft Sans Serif" w:hAnsi="Microsoft Sans Serif" w:cs="Microsoft Sans Serif"/>
+                <w:sz w:val="24"/>
+                <w:szCs w:val="24"/>
+                <w:lang w:val="en-US"/>
+              </w:rPr>
+              <w:t>:</w:t>
             </w:r>
           </w:p>
           <w:p>
@@ -1379,15 +2567,48 @@
                 <w:rFonts w:ascii="Microsoft Sans Serif" w:hAnsi="Microsoft Sans Serif" w:cs="Microsoft Sans Serif"/>
                 <w:sz w:val="24"/>
                 <w:szCs w:val="24"/>
+                <w:lang w:val="en-US"/>
               </w:rPr>
             </w:pPr>
+            <w:proofErr w:type="gramStart"/>
             <w:r>
               <w:rPr>
                 <w:rFonts w:ascii="Microsoft Sans Serif" w:hAnsi="Microsoft Sans Serif" w:cs="Microsoft Sans Serif"/>
                 <w:sz w:val="24"/>
                 <w:szCs w:val="24"/>
+                <w:lang w:val="en-US"/>
               </w:rPr>
-              <w:t>{{ applicant.full_name_native }}</w:t>
+              <w:t xml:space="preserve">{{ </w:t>
+            </w:r>
+            <w:proofErr w:type="spellStart"/>
+            <w:r>
+              <w:rPr>
+                <w:rFonts w:ascii="Microsoft Sans Serif" w:hAnsi="Microsoft Sans Serif" w:cs="Microsoft Sans Serif"/>
+                <w:sz w:val="24"/>
+                <w:szCs w:val="24"/>
+                <w:lang w:val="en-US"/>
+              </w:rPr>
+              <w:t>applicant</w:t>
+            </w:r>
+            <w:proofErr w:type="gramEnd"/>
+            <w:r>
+              <w:rPr>
+                <w:rFonts w:ascii="Microsoft Sans Serif" w:hAnsi="Microsoft Sans Serif" w:cs="Microsoft Sans Serif"/>
+                <w:sz w:val="24"/>
+                <w:szCs w:val="24"/>
+                <w:lang w:val="en-US"/>
+              </w:rPr>
+              <w:t>.full_name_native</w:t>
+            </w:r>
+            <w:proofErr w:type="spellEnd"/>
+            <w:r>
+              <w:rPr>
+                <w:rFonts w:ascii="Microsoft Sans Serif" w:hAnsi="Microsoft Sans Serif" w:cs="Microsoft Sans Serif"/>
+                <w:sz w:val="24"/>
+                <w:szCs w:val="24"/>
+                <w:lang w:val="en-US"/>
+              </w:rPr>
+              <w:t xml:space="preserve"> }}</w:t>
             </w:r>
           </w:p>
           <w:p>
@@ -1402,6 +2623,7 @@
                 <w:rFonts w:ascii="Microsoft Sans Serif" w:hAnsi="Microsoft Sans Serif" w:cs="Microsoft Sans Serif"/>
                 <w:sz w:val="24"/>
                 <w:szCs w:val="24"/>
+                <w:lang w:val="en-US"/>
               </w:rPr>
             </w:pPr>
             <w:r>
@@ -1410,7 +2632,150 @@
                 <w:sz w:val="24"/>
                 <w:szCs w:val="24"/>
               </w:rPr>
-              <w:t xml:space="preserve">Паспорт {{ applicant.passport_formatted }}, выдан {{ fmt_date_ru(applicant.passport_issue_date) }}г. {{ applicant.passport_issuer }} </w:t>
+              <w:t>Паспорт</w:t>
+            </w:r>
+            <w:r>
+              <w:rPr>
+                <w:rFonts w:ascii="Microsoft Sans Serif" w:hAnsi="Microsoft Sans Serif" w:cs="Microsoft Sans Serif"/>
+                <w:sz w:val="24"/>
+                <w:szCs w:val="24"/>
+                <w:lang w:val="en-US"/>
+              </w:rPr>
+              <w:t xml:space="preserve"> </w:t>
+            </w:r>
+            <w:proofErr w:type="gramStart"/>
+            <w:r>
+              <w:rPr>
+                <w:rFonts w:ascii="Microsoft Sans Serif" w:hAnsi="Microsoft Sans Serif" w:cs="Microsoft Sans Serif"/>
+                <w:sz w:val="24"/>
+                <w:szCs w:val="24"/>
+                <w:lang w:val="en-US"/>
+              </w:rPr>
+              <w:t xml:space="preserve">{{ </w:t>
+            </w:r>
+            <w:proofErr w:type="spellStart"/>
+            <w:r>
+              <w:rPr>
+                <w:rFonts w:ascii="Microsoft Sans Serif" w:hAnsi="Microsoft Sans Serif" w:cs="Microsoft Sans Serif"/>
+                <w:sz w:val="24"/>
+                <w:szCs w:val="24"/>
+                <w:lang w:val="en-US"/>
+              </w:rPr>
+              <w:t>applicant</w:t>
+            </w:r>
+            <w:proofErr w:type="gramEnd"/>
+            <w:r>
+              <w:rPr>
+                <w:rFonts w:ascii="Microsoft Sans Serif" w:hAnsi="Microsoft Sans Serif" w:cs="Microsoft Sans Serif"/>
+                <w:sz w:val="24"/>
+                <w:szCs w:val="24"/>
+                <w:lang w:val="en-US"/>
+              </w:rPr>
+              <w:t>.passport_formatted</w:t>
+            </w:r>
+            <w:proofErr w:type="spellEnd"/>
+            <w:r>
+              <w:rPr>
+                <w:rFonts w:ascii="Microsoft Sans Serif" w:hAnsi="Microsoft Sans Serif" w:cs="Microsoft Sans Serif"/>
+                <w:sz w:val="24"/>
+                <w:szCs w:val="24"/>
+                <w:lang w:val="en-US"/>
+              </w:rPr>
+              <w:t xml:space="preserve"> }}, </w:t>
+            </w:r>
+            <w:r>
+              <w:rPr>
+                <w:rFonts w:ascii="Microsoft Sans Serif" w:hAnsi="Microsoft Sans Serif" w:cs="Microsoft Sans Serif"/>
+                <w:sz w:val="24"/>
+                <w:szCs w:val="24"/>
+              </w:rPr>
+              <w:t>выдан</w:t>
+            </w:r>
+            <w:r>
+              <w:rPr>
+                <w:rFonts w:ascii="Microsoft Sans Serif" w:hAnsi="Microsoft Sans Serif" w:cs="Microsoft Sans Serif"/>
+                <w:sz w:val="24"/>
+                <w:szCs w:val="24"/>
+                <w:lang w:val="en-US"/>
+              </w:rPr>
+              <w:t xml:space="preserve"> {{ </w:t>
+            </w:r>
+            <w:proofErr w:type="spellStart"/>
+            <w:r>
+              <w:rPr>
+                <w:rFonts w:ascii="Microsoft Sans Serif" w:hAnsi="Microsoft Sans Serif" w:cs="Microsoft Sans Serif"/>
+                <w:sz w:val="24"/>
+                <w:szCs w:val="24"/>
+                <w:lang w:val="en-US"/>
+              </w:rPr>
+              <w:t>fmt_date_ru</w:t>
+            </w:r>
+            <w:proofErr w:type="spellEnd"/>
+            <w:r>
+              <w:rPr>
+                <w:rFonts w:ascii="Microsoft Sans Serif" w:hAnsi="Microsoft Sans Serif" w:cs="Microsoft Sans Serif"/>
+                <w:sz w:val="24"/>
+                <w:szCs w:val="24"/>
+                <w:lang w:val="en-US"/>
+              </w:rPr>
+              <w:t>(</w:t>
+            </w:r>
+            <w:proofErr w:type="spellStart"/>
+            <w:r>
+              <w:rPr>
+                <w:rFonts w:ascii="Microsoft Sans Serif" w:hAnsi="Microsoft Sans Serif" w:cs="Microsoft Sans Serif"/>
+                <w:sz w:val="24"/>
+                <w:szCs w:val="24"/>
+                <w:lang w:val="en-US"/>
+              </w:rPr>
+              <w:t>applicant.passport_issue_date</w:t>
+            </w:r>
+            <w:proofErr w:type="spellEnd"/>
+            <w:r>
+              <w:rPr>
+                <w:rFonts w:ascii="Microsoft Sans Serif" w:hAnsi="Microsoft Sans Serif" w:cs="Microsoft Sans Serif"/>
+                <w:sz w:val="24"/>
+                <w:szCs w:val="24"/>
+                <w:lang w:val="en-US"/>
+              </w:rPr>
+              <w:t>) }}</w:t>
+            </w:r>
+            <w:r>
+              <w:rPr>
+                <w:rFonts w:ascii="Microsoft Sans Serif" w:hAnsi="Microsoft Sans Serif" w:cs="Microsoft Sans Serif"/>
+                <w:sz w:val="24"/>
+                <w:szCs w:val="24"/>
+              </w:rPr>
+              <w:t>г</w:t>
+            </w:r>
+            <w:r>
+              <w:rPr>
+                <w:rFonts w:ascii="Microsoft Sans Serif" w:hAnsi="Microsoft Sans Serif" w:cs="Microsoft Sans Serif"/>
+                <w:sz w:val="24"/>
+                <w:szCs w:val="24"/>
+                <w:lang w:val="en-US"/>
+              </w:rPr>
+              <w:t xml:space="preserve">. {{ </w:t>
+            </w:r>
+            <w:proofErr w:type="spellStart"/>
+            <w:r>
+              <w:rPr>
+                <w:rFonts w:ascii="Microsoft Sans Serif" w:hAnsi="Microsoft Sans Serif" w:cs="Microsoft Sans Serif"/>
+                <w:sz w:val="24"/>
+                <w:szCs w:val="24"/>
+                <w:lang w:val="en-US"/>
+              </w:rPr>
+              <w:t>applicant.passport_issuer</w:t>
+            </w:r>
+            <w:proofErr w:type="spellEnd"/>
+            <w:r>
+              <w:rPr>
+                <w:rFonts w:ascii="Microsoft Sans Serif" w:hAnsi="Microsoft Sans Serif" w:cs="Microsoft Sans Serif"/>
+                <w:sz w:val="24"/>
+                <w:szCs w:val="24"/>
+                <w:lang w:val="en-US"/>
+              </w:rPr>
+              <w:t xml:space="preserve"> }} </w:t>
             </w:r>
           </w:p>
           <w:p>
@@ -1425,6 +2790,7 @@
                 <w:rFonts w:ascii="Microsoft Sans Serif" w:hAnsi="Microsoft Sans Serif" w:cs="Microsoft Sans Serif"/>
                 <w:sz w:val="24"/>
                 <w:szCs w:val="24"/>
+                <w:lang w:val="en-US"/>
               </w:rPr>
             </w:pPr>
             <w:r>
@@ -1433,7 +2799,47 @@
                 <w:sz w:val="24"/>
                 <w:szCs w:val="24"/>
               </w:rPr>
-              <w:t>ИНН {{ applicant.inn }}</w:t>
+              <w:t>ИНН</w:t>
+            </w:r>
+            <w:r>
+              <w:rPr>
+                <w:rFonts w:ascii="Microsoft Sans Serif" w:hAnsi="Microsoft Sans Serif" w:cs="Microsoft Sans Serif"/>
+                <w:sz w:val="24"/>
+                <w:szCs w:val="24"/>
+                <w:lang w:val="en-US"/>
+              </w:rPr>
+              <w:t xml:space="preserve"> </w:t>
+            </w:r>
+            <w:proofErr w:type="gramStart"/>
+            <w:r>
+              <w:rPr>
+                <w:rFonts w:ascii="Microsoft Sans Serif" w:hAnsi="Microsoft Sans Serif" w:cs="Microsoft Sans Serif"/>
+                <w:sz w:val="24"/>
+                <w:szCs w:val="24"/>
+                <w:lang w:val="en-US"/>
+              </w:rPr>
+              <w:t xml:space="preserve">{{ </w:t>
+            </w:r>
+            <w:proofErr w:type="spellStart"/>
+            <w:r>
+              <w:rPr>
+                <w:rFonts w:ascii="Microsoft Sans Serif" w:hAnsi="Microsoft Sans Serif" w:cs="Microsoft Sans Serif"/>
+                <w:sz w:val="24"/>
+                <w:szCs w:val="24"/>
+                <w:lang w:val="en-US"/>
+              </w:rPr>
+              <w:t>applicant.inn</w:t>
+            </w:r>
+            <w:proofErr w:type="spellEnd"/>
+            <w:proofErr w:type="gramEnd"/>
+            <w:r>
+              <w:rPr>
+                <w:rFonts w:ascii="Microsoft Sans Serif" w:hAnsi="Microsoft Sans Serif" w:cs="Microsoft Sans Serif"/>
+                <w:sz w:val="24"/>
+                <w:szCs w:val="24"/>
+                <w:lang w:val="en-US"/>
+              </w:rPr>
+              <w:t xml:space="preserve"> }}</w:t>
             </w:r>
           </w:p>
           <w:p>
@@ -1448,15 +2854,28 @@
                 <w:rFonts w:ascii="Microsoft Sans Serif" w:hAnsi="Microsoft Sans Serif" w:cs="Microsoft Sans Serif"/>
                 <w:sz w:val="24"/>
                 <w:szCs w:val="24"/>
+                <w:lang w:val="en-US"/>
               </w:rPr>
             </w:pPr>
+            <w:proofErr w:type="gramStart"/>
             <w:r>
               <w:rPr>
                 <w:rFonts w:ascii="Microsoft Sans Serif" w:hAnsi="Microsoft Sans Serif" w:cs="Microsoft Sans Serif"/>
                 <w:sz w:val="24"/>
                 <w:szCs w:val="24"/>
+                <w:lang w:val="en-US"/>
               </w:rPr>
-              <w:t xml:space="preserve">{{ applicant.home_address_line1 }} </w:t>
+              <w:t>{{ applicant</w:t>
+            </w:r>
+            <w:proofErr w:type="gramEnd"/>
+            <w:r>
+              <w:rPr>
+                <w:rFonts w:ascii="Microsoft Sans Serif" w:hAnsi="Microsoft Sans Serif" w:cs="Microsoft Sans Serif"/>
+                <w:sz w:val="24"/>
+                <w:szCs w:val="24"/>
+                <w:lang w:val="en-US"/>
+              </w:rPr>
+              <w:t xml:space="preserve">.home_address_line1 }} </w:t>
             </w:r>
           </w:p>
           <w:p>
@@ -1471,15 +2890,28 @@
                 <w:rFonts w:ascii="Microsoft Sans Serif" w:hAnsi="Microsoft Sans Serif" w:cs="Microsoft Sans Serif"/>
                 <w:sz w:val="24"/>
                 <w:szCs w:val="24"/>
+                <w:lang w:val="en-US"/>
               </w:rPr>
             </w:pPr>
+            <w:proofErr w:type="gramStart"/>
             <w:r>
               <w:rPr>
                 <w:rFonts w:ascii="Microsoft Sans Serif" w:hAnsi="Microsoft Sans Serif" w:cs="Microsoft Sans Serif"/>
                 <w:sz w:val="24"/>
                 <w:szCs w:val="24"/>
+                <w:lang w:val="en-US"/>
               </w:rPr>
-              <w:t>{{ applicant.home_address_line2 }}</w:t>
+              <w:t>{{ applicant</w:t>
+            </w:r>
+            <w:proofErr w:type="gramEnd"/>
+            <w:r>
+              <w:rPr>
+                <w:rFonts w:ascii="Microsoft Sans Serif" w:hAnsi="Microsoft Sans Serif" w:cs="Microsoft Sans Serif"/>
+                <w:sz w:val="24"/>
+                <w:szCs w:val="24"/>
+                <w:lang w:val="en-US"/>
+              </w:rPr>
+              <w:t>.home_address_line2 }}</w:t>
             </w:r>
           </w:p>
           <w:p>
@@ -1494,6 +2926,7 @@
                 <w:rFonts w:ascii="Microsoft Sans Serif" w:hAnsi="Microsoft Sans Serif" w:cs="Microsoft Sans Serif"/>
                 <w:sz w:val="24"/>
                 <w:szCs w:val="24"/>
+                <w:lang w:val="en-US"/>
               </w:rPr>
             </w:pPr>
             <w:r>
@@ -1502,7 +2935,73 @@
                 <w:sz w:val="24"/>
                 <w:szCs w:val="24"/>
               </w:rPr>
-              <w:t>р\с {{ applicant.bank_account }}</w:t>
+              <w:t>р</w:t>
+            </w:r>
+            <w:r>
+              <w:rPr>
+                <w:rFonts w:ascii="Microsoft Sans Serif" w:hAnsi="Microsoft Sans Serif" w:cs="Microsoft Sans Serif"/>
+                <w:sz w:val="24"/>
+                <w:szCs w:val="24"/>
+                <w:lang w:val="en-US"/>
+              </w:rPr>
+              <w:t>\</w:t>
+            </w:r>
+            <w:r>
+              <w:rPr>
+                <w:rFonts w:ascii="Microsoft Sans Serif" w:hAnsi="Microsoft Sans Serif" w:cs="Microsoft Sans Serif"/>
+                <w:sz w:val="24"/>
+                <w:szCs w:val="24"/>
+              </w:rPr>
+              <w:t>с</w:t>
+            </w:r>
+            <w:r>
+              <w:rPr>
+                <w:rFonts w:ascii="Microsoft Sans Serif" w:hAnsi="Microsoft Sans Serif" w:cs="Microsoft Sans Serif"/>
+                <w:sz w:val="24"/>
+                <w:szCs w:val="24"/>
+                <w:lang w:val="en-US"/>
+              </w:rPr>
+              <w:t xml:space="preserve"> </w:t>
+            </w:r>
+            <w:proofErr w:type="gramStart"/>
+            <w:r>
+              <w:rPr>
+                <w:rFonts w:ascii="Microsoft Sans Serif" w:hAnsi="Microsoft Sans Serif" w:cs="Microsoft Sans Serif"/>
+                <w:sz w:val="24"/>
+                <w:szCs w:val="24"/>
+                <w:lang w:val="en-US"/>
+              </w:rPr>
+              <w:t xml:space="preserve">{{ </w:t>
+            </w:r>
+            <w:proofErr w:type="spellStart"/>
+            <w:r>
+              <w:rPr>
+                <w:rFonts w:ascii="Microsoft Sans Serif" w:hAnsi="Microsoft Sans Serif" w:cs="Microsoft Sans Serif"/>
+                <w:sz w:val="24"/>
+                <w:szCs w:val="24"/>
+                <w:lang w:val="en-US"/>
+              </w:rPr>
+              <w:t>applicant</w:t>
+            </w:r>
+            <w:proofErr w:type="gramEnd"/>
+            <w:r>
+              <w:rPr>
+                <w:rFonts w:ascii="Microsoft Sans Serif" w:hAnsi="Microsoft Sans Serif" w:cs="Microsoft Sans Serif"/>
+                <w:sz w:val="24"/>
+                <w:szCs w:val="24"/>
+                <w:lang w:val="en-US"/>
+              </w:rPr>
+              <w:t>.bank_account</w:t>
+            </w:r>
+            <w:proofErr w:type="spellEnd"/>
+            <w:r>
+              <w:rPr>
+                <w:rFonts w:ascii="Microsoft Sans Serif" w:hAnsi="Microsoft Sans Serif" w:cs="Microsoft Sans Serif"/>
+                <w:sz w:val="24"/>
+                <w:szCs w:val="24"/>
+                <w:lang w:val="en-US"/>
+              </w:rPr>
+              <w:t xml:space="preserve"> }}</w:t>
             </w:r>
           </w:p>
           <w:p>
@@ -1517,6 +3016,7 @@
                 <w:rFonts w:ascii="Microsoft Sans Serif" w:hAnsi="Microsoft Sans Serif" w:cs="Microsoft Sans Serif"/>
                 <w:sz w:val="24"/>
                 <w:szCs w:val="24"/>
+                <w:lang w:val="en-US"/>
               </w:rPr>
             </w:pPr>
             <w:r>
@@ -1525,7 +3025,56 @@
                 <w:sz w:val="24"/>
                 <w:szCs w:val="24"/>
               </w:rPr>
-              <w:t>в {{ applicant.bank_name }}</w:t>
+              <w:t>в</w:t>
+            </w:r>
+            <w:r>
+              <w:rPr>
+                <w:rFonts w:ascii="Microsoft Sans Serif" w:hAnsi="Microsoft Sans Serif" w:cs="Microsoft Sans Serif"/>
+                <w:sz w:val="24"/>
+                <w:szCs w:val="24"/>
+                <w:lang w:val="en-US"/>
+              </w:rPr>
+              <w:t xml:space="preserve"> </w:t>
+            </w:r>
+            <w:proofErr w:type="gramStart"/>
+            <w:r>
+              <w:rPr>
+                <w:rFonts w:ascii="Microsoft Sans Serif" w:hAnsi="Microsoft Sans Serif" w:cs="Microsoft Sans Serif"/>
+                <w:sz w:val="24"/>
+                <w:szCs w:val="24"/>
+                <w:lang w:val="en-US"/>
+              </w:rPr>
+              <w:t xml:space="preserve">{{ </w:t>
+            </w:r>
+            <w:proofErr w:type="spellStart"/>
+            <w:r>
+              <w:rPr>
+                <w:rFonts w:ascii="Microsoft Sans Serif" w:hAnsi="Microsoft Sans Serif" w:cs="Microsoft Sans Serif"/>
+                <w:sz w:val="24"/>
+                <w:szCs w:val="24"/>
+                <w:lang w:val="en-US"/>
+              </w:rPr>
+              <w:t>applicant</w:t>
+            </w:r>
+            <w:proofErr w:type="gramEnd"/>
+            <w:r>
+              <w:rPr>
+                <w:rFonts w:ascii="Microsoft Sans Serif" w:hAnsi="Microsoft Sans Serif" w:cs="Microsoft Sans Serif"/>
+                <w:sz w:val="24"/>
+                <w:szCs w:val="24"/>
+                <w:lang w:val="en-US"/>
+              </w:rPr>
+              <w:t>.bank_name</w:t>
+            </w:r>
+            <w:proofErr w:type="spellEnd"/>
+            <w:r>
+              <w:rPr>
+                <w:rFonts w:ascii="Microsoft Sans Serif" w:hAnsi="Microsoft Sans Serif" w:cs="Microsoft Sans Serif"/>
+                <w:sz w:val="24"/>
+                <w:szCs w:val="24"/>
+                <w:lang w:val="en-US"/>
+              </w:rPr>
+              <w:t xml:space="preserve"> }}</w:t>
             </w:r>
           </w:p>
           <w:p>
@@ -1540,6 +3089,7 @@
                 <w:rFonts w:ascii="Microsoft Sans Serif" w:hAnsi="Microsoft Sans Serif" w:cs="Microsoft Sans Serif"/>
                 <w:sz w:val="24"/>
                 <w:szCs w:val="24"/>
+                <w:lang w:val="en-US"/>
               </w:rPr>
             </w:pPr>
             <w:r>
@@ -1548,7 +3098,56 @@
                 <w:sz w:val="24"/>
                 <w:szCs w:val="24"/>
               </w:rPr>
-              <w:t>БИК {{ applicant.bank_bic }}</w:t>
+              <w:t>БИК</w:t>
+            </w:r>
+            <w:r>
+              <w:rPr>
+                <w:rFonts w:ascii="Microsoft Sans Serif" w:hAnsi="Microsoft Sans Serif" w:cs="Microsoft Sans Serif"/>
+                <w:sz w:val="24"/>
+                <w:szCs w:val="24"/>
+                <w:lang w:val="en-US"/>
+              </w:rPr>
+              <w:t xml:space="preserve"> </w:t>
+            </w:r>
+            <w:proofErr w:type="gramStart"/>
+            <w:r>
+              <w:rPr>
+                <w:rFonts w:ascii="Microsoft Sans Serif" w:hAnsi="Microsoft Sans Serif" w:cs="Microsoft Sans Serif"/>
+                <w:sz w:val="24"/>
+                <w:szCs w:val="24"/>
+                <w:lang w:val="en-US"/>
+              </w:rPr>
+              <w:t xml:space="preserve">{{ </w:t>
+            </w:r>
+            <w:proofErr w:type="spellStart"/>
+            <w:r>
+              <w:rPr>
+                <w:rFonts w:ascii="Microsoft Sans Serif" w:hAnsi="Microsoft Sans Serif" w:cs="Microsoft Sans Serif"/>
+                <w:sz w:val="24"/>
+                <w:szCs w:val="24"/>
+                <w:lang w:val="en-US"/>
+              </w:rPr>
+              <w:t>applicant</w:t>
+            </w:r>
+            <w:proofErr w:type="gramEnd"/>
+            <w:r>
+              <w:rPr>
+                <w:rFonts w:ascii="Microsoft Sans Serif" w:hAnsi="Microsoft Sans Serif" w:cs="Microsoft Sans Serif"/>
+                <w:sz w:val="24"/>
+                <w:szCs w:val="24"/>
+                <w:lang w:val="en-US"/>
+              </w:rPr>
+              <w:t>.bank_bic</w:t>
+            </w:r>
+            <w:proofErr w:type="spellEnd"/>
+            <w:r>
+              <w:rPr>
+                <w:rFonts w:ascii="Microsoft Sans Serif" w:hAnsi="Microsoft Sans Serif" w:cs="Microsoft Sans Serif"/>
+                <w:sz w:val="24"/>
+                <w:szCs w:val="24"/>
+                <w:lang w:val="en-US"/>
+              </w:rPr>
+              <w:t xml:space="preserve"> }}</w:t>
             </w:r>
           </w:p>
           <w:p>
@@ -1563,6 +3162,7 @@
                 <w:rFonts w:ascii="Microsoft Sans Serif" w:hAnsi="Microsoft Sans Serif" w:cs="Microsoft Sans Serif"/>
                 <w:sz w:val="24"/>
                 <w:szCs w:val="24"/>
+                <w:lang w:val="en-US"/>
               </w:rPr>
             </w:pPr>
           </w:p>
@@ -1577,6 +3177,7 @@
           <w:rFonts w:ascii="Microsoft Sans Serif" w:hAnsi="Microsoft Sans Serif" w:cs="Microsoft Sans Serif"/>
           <w:sz w:val="24"/>
           <w:szCs w:val="24"/>
+          <w:lang w:val="en-US"/>
         </w:rPr>
       </w:pPr>
     </w:p>
@@ -1588,6 +3189,7 @@
           <w:rFonts w:ascii="Microsoft Sans Serif" w:hAnsi="Microsoft Sans Serif" w:cs="Microsoft Sans Serif"/>
           <w:sz w:val="24"/>
           <w:szCs w:val="24"/>
+          <w:lang w:val="en-US"/>
         </w:rPr>
       </w:pPr>
     </w:p>
@@ -1682,7 +3284,21 @@
               <w:rPr>
                 <w:rFonts w:ascii="Microsoft Sans Serif" w:hAnsi="Microsoft Sans Serif" w:cs="Microsoft Sans Serif"/>
               </w:rPr>
-              <w:t>_______________/{{ company.director_short_ru }}</w:t>
+              <w:t xml:space="preserve">_______________/{{ </w:t>
+            </w:r>
+            <w:proofErr w:type="spellStart"/>
+            <w:r>
+              <w:rPr>
+                <w:rFonts w:ascii="Microsoft Sans Serif" w:hAnsi="Microsoft Sans Serif" w:cs="Microsoft Sans Serif"/>
+              </w:rPr>
+              <w:t>company.director_short_ru</w:t>
+            </w:r>
+            <w:proofErr w:type="spellEnd"/>
+            <w:r>
+              <w:rPr>
+                <w:rFonts w:ascii="Microsoft Sans Serif" w:hAnsi="Microsoft Sans Serif" w:cs="Microsoft Sans Serif"/>
+              </w:rPr>
+              <w:t xml:space="preserve"> }}</w:t>
             </w:r>
           </w:p>
         </w:tc>
@@ -1725,7 +3341,21 @@
               <w:rPr>
                 <w:rFonts w:ascii="Microsoft Sans Serif" w:hAnsi="Microsoft Sans Serif" w:cs="Microsoft Sans Serif"/>
               </w:rPr>
-              <w:t>{{ applicant.initials_native }}</w:t>
+              <w:t xml:space="preserve">{{ </w:t>
+            </w:r>
+            <w:proofErr w:type="spellStart"/>
+            <w:r>
+              <w:rPr>
+                <w:rFonts w:ascii="Microsoft Sans Serif" w:hAnsi="Microsoft Sans Serif" w:cs="Microsoft Sans Serif"/>
+              </w:rPr>
+              <w:t>applicant.initials_native</w:t>
+            </w:r>
+            <w:proofErr w:type="spellEnd"/>
+            <w:r>
+              <w:rPr>
+                <w:rFonts w:ascii="Microsoft Sans Serif" w:hAnsi="Microsoft Sans Serif" w:cs="Microsoft Sans Serif"/>
+              </w:rPr>
+              <w:t xml:space="preserve"> }}</w:t>
             </w:r>
           </w:p>
         </w:tc>
@@ -1754,7 +3384,7 @@
 </file>
 
 <file path=word/endnotes.xml><?xml version="1.0" encoding="utf-8"?>
-<w:endnotes xmlns:wpc="http://schemas.microsoft.com/office/word/2010/wordprocessingCanvas" xmlns:cx="http://schemas.microsoft.com/office/drawing/2014/chartex" xmlns:cx1="http://schemas.microsoft.com/office/drawing/2015/9/8/chartex" xmlns:cx2="http://schemas.microsoft.com/office/drawing/2015/10/21/chartex" xmlns:cx3="http://schemas.microsoft.com/office/drawing/2016/5/9/chartex" xmlns:cx4="http://schemas.microsoft.com/office/drawing/2016/5/10/chartex" xmlns:cx5="http://schemas.microsoft.com/office/drawing/2016/5/11/chartex" xmlns:cx6="http://schemas.microsoft.com/office/drawing/2016/5/12/chartex" xmlns:cx7="http://schemas.microsoft.com/office/drawing/2016/5/13/chartex" xmlns:cx8="http://schemas.microsoft.com/office/drawing/2016/5/14/chartex" xmlns:mc="http://schemas.openxmlformats.org/markup-compatibility/2006" xmlns:aink="http://schemas.microsoft.com/office/drawing/2016/ink" xmlns:am3d="http://schemas.microsoft.com/office/drawing/2017/model3d" xmlns:o="urn:schemas-microsoft-com:office:office" xmlns:oel="http://schemas.microsoft.com/office/2019/extlst" xmlns:r="http://schemas.openxmlformats.org/officeDocument/2006/relationships" xmlns:m="http://schemas.openxmlformats.org/officeDocument/2006/math" xmlns:v="urn:schemas-microsoft-com:vml" xmlns:wp14="http://schemas.microsoft.com/office/word/2010/wordprocessingDrawing" xmlns:wp="http://schemas.openxmlformats.org/drawingml/2006/wordprocessingDrawing" xmlns:w10="urn:schemas-microsoft-com:office:word" xmlns:w="http://schemas.openxmlformats.org/wordprocessingml/2006/main" xmlns:w14="http://schemas.microsoft.com/office/word/2010/wordml" xmlns:w15="http://schemas.microsoft.com/office/word/2012/wordml" xmlns:w16cex="http://schemas.microsoft.com/office/word/2018/wordml/cex" xmlns:w16cid="http://schemas.microsoft.com/office/word/2016/wordml/cid" xmlns:w16="http://schemas.microsoft.com/office/word/2018/wordml" xmlns:w16du="http://schemas.microsoft.com/office/word/2023/wordml/word16du" xmlns:w16sdtdh="http://schemas.microsoft.com/office/word/2020/wordml/sdtdatahash" xmlns:w16sdtfl="http://schemas.microsoft.com/office/word/2024/wordml/sdtformatlock" xmlns:w16se="http://schemas.microsoft.com/office/word/2015/wordml/symex" xmlns:wpg="http://schemas.microsoft.com/office/word/2010/wordprocessingGroup" xmlns:wpi="http://schemas.microsoft.com/office/word/2010/wordprocessingInk" xmlns:wne="http://schemas.microsoft.com/office/word/2006/wordml" xmlns:wps="http://schemas.microsoft.com/office/word/2010/wordprocessingShape" mc:Ignorable="w14 w15 w16se w16cid w16 w16cex w16sdtdh w16sdtfl w16du wp14">
+<w:endnotes xmlns:wpc="http://schemas.microsoft.com/office/word/2010/wordprocessingCanvas" xmlns:cx="http://schemas.microsoft.com/office/drawing/2014/chartex" xmlns:cx1="http://schemas.microsoft.com/office/drawing/2015/9/8/chartex" xmlns:cx2="http://schemas.microsoft.com/office/drawing/2015/10/21/chartex" xmlns:cx3="http://schemas.microsoft.com/office/drawing/2016/5/9/chartex" xmlns:cx4="http://schemas.microsoft.com/office/drawing/2016/5/10/chartex" xmlns:cx5="http://schemas.microsoft.com/office/drawing/2016/5/11/chartex" xmlns:cx6="http://schemas.microsoft.com/office/drawing/2016/5/12/chartex" xmlns:cx7="http://schemas.microsoft.com/office/drawing/2016/5/13/chartex" xmlns:cx8="http://schemas.microsoft.com/office/drawing/2016/5/14/chartex" xmlns:mc="http://schemas.openxmlformats.org/markup-compatibility/2006" xmlns:aink="http://schemas.microsoft.com/office/drawing/2016/ink" xmlns:am3d="http://schemas.microsoft.com/office/drawing/2017/model3d" xmlns:o="urn:schemas-microsoft-com:office:office" xmlns:r="http://schemas.openxmlformats.org/officeDocument/2006/relationships" xmlns:m="http://schemas.openxmlformats.org/officeDocument/2006/math" xmlns:v="urn:schemas-microsoft-com:vml" xmlns:wp14="http://schemas.microsoft.com/office/word/2010/wordprocessingDrawing" xmlns:wp="http://schemas.openxmlformats.org/drawingml/2006/wordprocessingDrawing" xmlns:w10="urn:schemas-microsoft-com:office:word" xmlns:w="http://schemas.openxmlformats.org/wordprocessingml/2006/main" xmlns:w14="http://schemas.microsoft.com/office/word/2010/wordml" xmlns:w15="http://schemas.microsoft.com/office/word/2012/wordml" xmlns:w16cid="http://schemas.microsoft.com/office/word/2016/wordml/cid" xmlns:w16se="http://schemas.microsoft.com/office/word/2015/wordml/symex" xmlns:wpg="http://schemas.microsoft.com/office/word/2010/wordprocessingGroup" xmlns:wpi="http://schemas.microsoft.com/office/word/2010/wordprocessingInk" xmlns:wne="http://schemas.microsoft.com/office/word/2006/wordml" xmlns:wps="http://schemas.microsoft.com/office/word/2010/wordprocessingShape" mc:Ignorable="w14 w15 w16se w16cid wp14">
   <w:endnote w:type="separator" w:id="-1">
     <w:p>
       <w:pPr>
@@ -1779,7 +3409,7 @@
 </file>
 
 <file path=word/footer1.xml><?xml version="1.0" encoding="utf-8"?>
-<w:ftr xmlns:wpc="http://schemas.microsoft.com/office/word/2010/wordprocessingCanvas" xmlns:cx="http://schemas.microsoft.com/office/drawing/2014/chartex" xmlns:cx1="http://schemas.microsoft.com/office/drawing/2015/9/8/chartex" xmlns:cx2="http://schemas.microsoft.com/office/drawing/2015/10/21/chartex" xmlns:cx3="http://schemas.microsoft.com/office/drawing/2016/5/9/chartex" xmlns:cx4="http://schemas.microsoft.com/office/drawing/2016/5/10/chartex" xmlns:cx5="http://schemas.microsoft.com/office/drawing/2016/5/11/chartex" xmlns:cx6="http://schemas.microsoft.com/office/drawing/2016/5/12/chartex" xmlns:cx7="http://schemas.microsoft.com/office/drawing/2016/5/13/chartex" xmlns:cx8="http://schemas.microsoft.com/office/drawing/2016/5/14/chartex" xmlns:mc="http://schemas.openxmlformats.org/markup-compatibility/2006" xmlns:aink="http://schemas.microsoft.com/office/drawing/2016/ink" xmlns:am3d="http://schemas.microsoft.com/office/drawing/2017/model3d" xmlns:o="urn:schemas-microsoft-com:office:office" xmlns:oel="http://schemas.microsoft.com/office/2019/extlst" xmlns:r="http://schemas.openxmlformats.org/officeDocument/2006/relationships" xmlns:m="http://schemas.openxmlformats.org/officeDocument/2006/math" xmlns:v="urn:schemas-microsoft-com:vml" xmlns:wp14="http://schemas.microsoft.com/office/word/2010/wordprocessingDrawing" xmlns:wp="http://schemas.openxmlformats.org/drawingml/2006/wordprocessingDrawing" xmlns:w10="urn:schemas-microsoft-com:office:word" xmlns:w="http://schemas.openxmlformats.org/wordprocessingml/2006/main" xmlns:w14="http://schemas.microsoft.com/office/word/2010/wordml" xmlns:w15="http://schemas.microsoft.com/office/word/2012/wordml" xmlns:w16cex="http://schemas.microsoft.com/office/word/2018/wordml/cex" xmlns:w16cid="http://schemas.microsoft.com/office/word/2016/wordml/cid" xmlns:w16="http://schemas.microsoft.com/office/word/2018/wordml" xmlns:w16du="http://schemas.microsoft.com/office/word/2023/wordml/word16du" xmlns:w16sdtdh="http://schemas.microsoft.com/office/word/2020/wordml/sdtdatahash" xmlns:w16sdtfl="http://schemas.microsoft.com/office/word/2024/wordml/sdtformatlock" xmlns:w16se="http://schemas.microsoft.com/office/word/2015/wordml/symex" xmlns:wpg="http://schemas.microsoft.com/office/word/2010/wordprocessingGroup" xmlns:wpi="http://schemas.microsoft.com/office/word/2010/wordprocessingInk" xmlns:wne="http://schemas.microsoft.com/office/word/2006/wordml" xmlns:wps="http://schemas.microsoft.com/office/word/2010/wordprocessingShape" mc:Ignorable="w14 w15 w16se w16cid w16 w16cex w16sdtdh w16sdtfl w16du wp14">
+<w:ftr xmlns:wpc="http://schemas.microsoft.com/office/word/2010/wordprocessingCanvas" xmlns:cx="http://schemas.microsoft.com/office/drawing/2014/chartex" xmlns:cx1="http://schemas.microsoft.com/office/drawing/2015/9/8/chartex" xmlns:cx2="http://schemas.microsoft.com/office/drawing/2015/10/21/chartex" xmlns:cx3="http://schemas.microsoft.com/office/drawing/2016/5/9/chartex" xmlns:cx4="http://schemas.microsoft.com/office/drawing/2016/5/10/chartex" xmlns:cx5="http://schemas.microsoft.com/office/drawing/2016/5/11/chartex" xmlns:cx6="http://schemas.microsoft.com/office/drawing/2016/5/12/chartex" xmlns:cx7="http://schemas.microsoft.com/office/drawing/2016/5/13/chartex" xmlns:cx8="http://schemas.microsoft.com/office/drawing/2016/5/14/chartex" xmlns:mc="http://schemas.openxmlformats.org/markup-compatibility/2006" xmlns:aink="http://schemas.microsoft.com/office/drawing/2016/ink" xmlns:am3d="http://schemas.microsoft.com/office/drawing/2017/model3d" xmlns:o="urn:schemas-microsoft-com:office:office" xmlns:r="http://schemas.openxmlformats.org/officeDocument/2006/relationships" xmlns:m="http://schemas.openxmlformats.org/officeDocument/2006/math" xmlns:v="urn:schemas-microsoft-com:vml" xmlns:wp14="http://schemas.microsoft.com/office/word/2010/wordprocessingDrawing" xmlns:wp="http://schemas.openxmlformats.org/drawingml/2006/wordprocessingDrawing" xmlns:w10="urn:schemas-microsoft-com:office:word" xmlns:w="http://schemas.openxmlformats.org/wordprocessingml/2006/main" xmlns:w14="http://schemas.microsoft.com/office/word/2010/wordml" xmlns:w15="http://schemas.microsoft.com/office/word/2012/wordml" xmlns:w16cid="http://schemas.microsoft.com/office/word/2016/wordml/cid" xmlns:w16se="http://schemas.microsoft.com/office/word/2015/wordml/symex" xmlns:wpg="http://schemas.microsoft.com/office/word/2010/wordprocessingGroup" xmlns:wpi="http://schemas.microsoft.com/office/word/2010/wordprocessingInk" xmlns:wne="http://schemas.microsoft.com/office/word/2006/wordml" xmlns:wps="http://schemas.microsoft.com/office/word/2010/wordprocessingShape" mc:Ignorable="w14 w15 w16se w16cid wp14">
   <w:sdt>
     <w:sdtPr>
       <w:id w:val="1992599383"/>
@@ -1788,6 +3418,7 @@
         <w:docPartUnique/>
       </w:docPartObj>
     </w:sdtPr>
+    <w:sdtEndPr/>
     <w:sdtContent>
       <w:p>
         <w:pPr>
@@ -1823,7 +3454,7 @@
 </file>
 
 <file path=word/footnotes.xml><?xml version="1.0" encoding="utf-8"?>
-<w:footnotes xmlns:wpc="http://schemas.microsoft.com/office/word/2010/wordprocessingCanvas" xmlns:cx="http://schemas.microsoft.com/office/drawing/2014/chartex" xmlns:cx1="http://schemas.microsoft.com/office/drawing/2015/9/8/chartex" xmlns:cx2="http://schemas.microsoft.com/office/drawing/2015/10/21/chartex" xmlns:cx3="http://schemas.microsoft.com/office/drawing/2016/5/9/chartex" xmlns:cx4="http://schemas.microsoft.com/office/drawing/2016/5/10/chartex" xmlns:cx5="http://schemas.microsoft.com/office/drawing/2016/5/11/chartex" xmlns:cx6="http://schemas.microsoft.com/office/drawing/2016/5/12/chartex" xmlns:cx7="http://schemas.microsoft.com/office/drawing/2016/5/13/chartex" xmlns:cx8="http://schemas.microsoft.com/office/drawing/2016/5/14/chartex" xmlns:mc="http://schemas.openxmlformats.org/markup-compatibility/2006" xmlns:aink="http://schemas.microsoft.com/office/drawing/2016/ink" xmlns:am3d="http://schemas.microsoft.com/office/drawing/2017/model3d" xmlns:o="urn:schemas-microsoft-com:office:office" xmlns:oel="http://schemas.microsoft.com/office/2019/extlst" xmlns:r="http://schemas.openxmlformats.org/officeDocument/2006/relationships" xmlns:m="http://schemas.openxmlformats.org/officeDocument/2006/math" xmlns:v="urn:schemas-microsoft-com:vml" xmlns:wp14="http://schemas.microsoft.com/office/word/2010/wordprocessingDrawing" xmlns:wp="http://schemas.openxmlformats.org/drawingml/2006/wordprocessingDrawing" xmlns:w10="urn:schemas-microsoft-com:office:word" xmlns:w="http://schemas.openxmlformats.org/wordprocessingml/2006/main" xmlns:w14="http://schemas.microsoft.com/office/word/2010/wordml" xmlns:w15="http://schemas.microsoft.com/office/word/2012/wordml" xmlns:w16cex="http://schemas.microsoft.com/office/word/2018/wordml/cex" xmlns:w16cid="http://schemas.microsoft.com/office/word/2016/wordml/cid" xmlns:w16="http://schemas.microsoft.com/office/word/2018/wordml" xmlns:w16du="http://schemas.microsoft.com/office/word/2023/wordml/word16du" xmlns:w16sdtdh="http://schemas.microsoft.com/office/word/2020/wordml/sdtdatahash" xmlns:w16sdtfl="http://schemas.microsoft.com/office/word/2024/wordml/sdtformatlock" xmlns:w16se="http://schemas.microsoft.com/office/word/2015/wordml/symex" xmlns:wpg="http://schemas.microsoft.com/office/word/2010/wordprocessingGroup" xmlns:wpi="http://schemas.microsoft.com/office/word/2010/wordprocessingInk" xmlns:wne="http://schemas.microsoft.com/office/word/2006/wordml" xmlns:wps="http://schemas.microsoft.com/office/word/2010/wordprocessingShape" mc:Ignorable="w14 w15 w16se w16cid w16 w16cex w16sdtdh w16sdtfl w16du wp14">
+<w:footnotes xmlns:wpc="http://schemas.microsoft.com/office/word/2010/wordprocessingCanvas" xmlns:cx="http://schemas.microsoft.com/office/drawing/2014/chartex" xmlns:cx1="http://schemas.microsoft.com/office/drawing/2015/9/8/chartex" xmlns:cx2="http://schemas.microsoft.com/office/drawing/2015/10/21/chartex" xmlns:cx3="http://schemas.microsoft.com/office/drawing/2016/5/9/chartex" xmlns:cx4="http://schemas.microsoft.com/office/drawing/2016/5/10/chartex" xmlns:cx5="http://schemas.microsoft.com/office/drawing/2016/5/11/chartex" xmlns:cx6="http://schemas.microsoft.com/office/drawing/2016/5/12/chartex" xmlns:cx7="http://schemas.microsoft.com/office/drawing/2016/5/13/chartex" xmlns:cx8="http://schemas.microsoft.com/office/drawing/2016/5/14/chartex" xmlns:mc="http://schemas.openxmlformats.org/markup-compatibility/2006" xmlns:aink="http://schemas.microsoft.com/office/drawing/2016/ink" xmlns:am3d="http://schemas.microsoft.com/office/drawing/2017/model3d" xmlns:o="urn:schemas-microsoft-com:office:office" xmlns:r="http://schemas.openxmlformats.org/officeDocument/2006/relationships" xmlns:m="http://schemas.openxmlformats.org/officeDocument/2006/math" xmlns:v="urn:schemas-microsoft-com:vml" xmlns:wp14="http://schemas.microsoft.com/office/word/2010/wordprocessingDrawing" xmlns:wp="http://schemas.openxmlformats.org/drawingml/2006/wordprocessingDrawing" xmlns:w10="urn:schemas-microsoft-com:office:word" xmlns:w="http://schemas.openxmlformats.org/wordprocessingml/2006/main" xmlns:w14="http://schemas.microsoft.com/office/word/2010/wordml" xmlns:w15="http://schemas.microsoft.com/office/word/2012/wordml" xmlns:w16cid="http://schemas.microsoft.com/office/word/2016/wordml/cid" xmlns:w16se="http://schemas.microsoft.com/office/word/2015/wordml/symex" xmlns:wpg="http://schemas.microsoft.com/office/word/2010/wordprocessingGroup" xmlns:wpi="http://schemas.microsoft.com/office/word/2010/wordprocessingInk" xmlns:wne="http://schemas.microsoft.com/office/word/2006/wordml" xmlns:wps="http://schemas.microsoft.com/office/word/2010/wordprocessingShape" mc:Ignorable="w14 w15 w16se w16cid wp14">
   <w:footnote w:type="separator" w:id="-1">
     <w:p>
       <w:pPr>
@@ -1848,7 +3479,7 @@
 </file>
 
 <file path=word/numbering.xml><?xml version="1.0" encoding="utf-8"?>
-<w:numbering xmlns:wpc="http://schemas.microsoft.com/office/word/2010/wordprocessingCanvas" xmlns:cx="http://schemas.microsoft.com/office/drawing/2014/chartex" xmlns:cx1="http://schemas.microsoft.com/office/drawing/2015/9/8/chartex" xmlns:cx2="http://schemas.microsoft.com/office/drawing/2015/10/21/chartex" xmlns:cx3="http://schemas.microsoft.com/office/drawing/2016/5/9/chartex" xmlns:cx4="http://schemas.microsoft.com/office/drawing/2016/5/10/chartex" xmlns:cx5="http://schemas.microsoft.com/office/drawing/2016/5/11/chartex" xmlns:cx6="http://schemas.microsoft.com/office/drawing/2016/5/12/chartex" xmlns:cx7="http://schemas.microsoft.com/office/drawing/2016/5/13/chartex" xmlns:cx8="http://schemas.microsoft.com/office/drawing/2016/5/14/chartex" xmlns:mc="http://schemas.openxmlformats.org/markup-compatibility/2006" xmlns:aink="http://schemas.microsoft.com/office/drawing/2016/ink" xmlns:am3d="http://schemas.microsoft.com/office/drawing/2017/model3d" xmlns:o="urn:schemas-microsoft-com:office:office" xmlns:oel="http://schemas.microsoft.com/office/2019/extlst" xmlns:r="http://schemas.openxmlformats.org/officeDocument/2006/relationships" xmlns:m="http://schemas.openxmlformats.org/officeDocument/2006/math" xmlns:v="urn:schemas-microsoft-com:vml" xmlns:wp14="http://schemas.microsoft.com/office/word/2010/wordprocessingDrawing" xmlns:wp="http://schemas.openxmlformats.org/drawingml/2006/wordprocessingDrawing" xmlns:w10="urn:schemas-microsoft-com:office:word" xmlns:w="http://schemas.openxmlformats.org/wordprocessingml/2006/main" xmlns:w14="http://schemas.microsoft.com/office/word/2010/wordml" xmlns:w15="http://schemas.microsoft.com/office/word/2012/wordml" xmlns:w16cex="http://schemas.microsoft.com/office/word/2018/wordml/cex" xmlns:w16cid="http://schemas.microsoft.com/office/word/2016/wordml/cid" xmlns:w16="http://schemas.microsoft.com/office/word/2018/wordml" xmlns:w16du="http://schemas.microsoft.com/office/word/2023/wordml/word16du" xmlns:w16sdtdh="http://schemas.microsoft.com/office/word/2020/wordml/sdtdatahash" xmlns:w16sdtfl="http://schemas.microsoft.com/office/word/2024/wordml/sdtformatlock" xmlns:w16se="http://schemas.microsoft.com/office/word/2015/wordml/symex" xmlns:wpg="http://schemas.microsoft.com/office/word/2010/wordprocessingGroup" xmlns:wpi="http://schemas.microsoft.com/office/word/2010/wordprocessingInk" xmlns:wne="http://schemas.microsoft.com/office/word/2006/wordml" xmlns:wps="http://schemas.microsoft.com/office/word/2010/wordprocessingShape" mc:Ignorable="w14 w15 w16se w16cid w16 w16cex w16sdtdh w16sdtfl w16du wp14">
+<w:numbering xmlns:wpc="http://schemas.microsoft.com/office/word/2010/wordprocessingCanvas" xmlns:cx="http://schemas.microsoft.com/office/drawing/2014/chartex" xmlns:cx1="http://schemas.microsoft.com/office/drawing/2015/9/8/chartex" xmlns:cx2="http://schemas.microsoft.com/office/drawing/2015/10/21/chartex" xmlns:cx3="http://schemas.microsoft.com/office/drawing/2016/5/9/chartex" xmlns:cx4="http://schemas.microsoft.com/office/drawing/2016/5/10/chartex" xmlns:cx5="http://schemas.microsoft.com/office/drawing/2016/5/11/chartex" xmlns:cx6="http://schemas.microsoft.com/office/drawing/2016/5/12/chartex" xmlns:cx7="http://schemas.microsoft.com/office/drawing/2016/5/13/chartex" xmlns:cx8="http://schemas.microsoft.com/office/drawing/2016/5/14/chartex" xmlns:mc="http://schemas.openxmlformats.org/markup-compatibility/2006" xmlns:aink="http://schemas.microsoft.com/office/drawing/2016/ink" xmlns:am3d="http://schemas.microsoft.com/office/drawing/2017/model3d" xmlns:o="urn:schemas-microsoft-com:office:office" xmlns:r="http://schemas.openxmlformats.org/officeDocument/2006/relationships" xmlns:m="http://schemas.openxmlformats.org/officeDocument/2006/math" xmlns:v="urn:schemas-microsoft-com:vml" xmlns:wp14="http://schemas.microsoft.com/office/word/2010/wordprocessingDrawing" xmlns:wp="http://schemas.openxmlformats.org/drawingml/2006/wordprocessingDrawing" xmlns:w10="urn:schemas-microsoft-com:office:word" xmlns:w="http://schemas.openxmlformats.org/wordprocessingml/2006/main" xmlns:w14="http://schemas.microsoft.com/office/word/2010/wordml" xmlns:w15="http://schemas.microsoft.com/office/word/2012/wordml" xmlns:w16cid="http://schemas.microsoft.com/office/word/2016/wordml/cid" xmlns:w16se="http://schemas.microsoft.com/office/word/2015/wordml/symex" xmlns:wpg="http://schemas.microsoft.com/office/word/2010/wordprocessingGroup" xmlns:wpi="http://schemas.microsoft.com/office/word/2010/wordprocessingInk" xmlns:wne="http://schemas.microsoft.com/office/word/2006/wordml" xmlns:wps="http://schemas.microsoft.com/office/word/2010/wordprocessingShape" mc:Ignorable="w14 w15 w16se w16cid wp14">
   <w:abstractNum w:abstractNumId="0" w15:restartNumberingAfterBreak="0">
     <w:nsid w:val="158676A7"/>
     <w:multiLevelType w:val="multilevel"/>
@@ -2075,17 +3706,17 @@
       </w:rPr>
     </w:lvl>
   </w:abstractNum>
-  <w:num w:numId="1" w16cid:durableId="1513645550">
+  <w:num w:numId="1">
     <w:abstractNumId w:val="1"/>
   </w:num>
-  <w:num w:numId="2" w16cid:durableId="333187249">
+  <w:num w:numId="2">
     <w:abstractNumId w:val="0"/>
   </w:num>
 </w:numbering>
 </file>
 
 <file path=word/styles.xml><?xml version="1.0" encoding="utf-8"?>
-<w:styles xmlns:mc="http://schemas.openxmlformats.org/markup-compatibility/2006" xmlns:r="http://schemas.openxmlformats.org/officeDocument/2006/relationships" xmlns:w="http://schemas.openxmlformats.org/wordprocessingml/2006/main" xmlns:w14="http://schemas.microsoft.com/office/word/2010/wordml" xmlns:w15="http://schemas.microsoft.com/office/word/2012/wordml" xmlns:w16cex="http://schemas.microsoft.com/office/word/2018/wordml/cex" xmlns:w16cid="http://schemas.microsoft.com/office/word/2016/wordml/cid" xmlns:w16="http://schemas.microsoft.com/office/word/2018/wordml" xmlns:w16du="http://schemas.microsoft.com/office/word/2023/wordml/word16du" xmlns:w16sdtdh="http://schemas.microsoft.com/office/word/2020/wordml/sdtdatahash" xmlns:w16sdtfl="http://schemas.microsoft.com/office/word/2024/wordml/sdtformatlock" xmlns:w16se="http://schemas.microsoft.com/office/word/2015/wordml/symex" mc:Ignorable="w14 w15 w16se w16cid w16 w16cex w16sdtdh w16sdtfl w16du">
+<w:styles xmlns:mc="http://schemas.openxmlformats.org/markup-compatibility/2006" xmlns:r="http://schemas.openxmlformats.org/officeDocument/2006/relationships" xmlns:w="http://schemas.openxmlformats.org/wordprocessingml/2006/main" xmlns:w14="http://schemas.microsoft.com/office/word/2010/wordml" xmlns:w15="http://schemas.microsoft.com/office/word/2012/wordml" xmlns:w16cid="http://schemas.microsoft.com/office/word/2016/wordml/cid" xmlns:w16se="http://schemas.microsoft.com/office/word/2015/wordml/symex" mc:Ignorable="w14 w15 w16se w16cid">
   <w:docDefaults>
     <w:rPrDefault>
       <w:rPr>
@@ -2097,7 +3728,7 @@
     </w:rPrDefault>
     <w:pPrDefault/>
   </w:docDefaults>
-  <w:latentStyles w:defLockedState="0" w:defUIPriority="99" w:defSemiHidden="0" w:defUnhideWhenUsed="0" w:defQFormat="0" w:count="376">
+  <w:latentStyles w:defLockedState="0" w:defUIPriority="99" w:defSemiHidden="0" w:defUnhideWhenUsed="0" w:defQFormat="0" w:count="375">
     <w:lsdException w:name="Normal" w:uiPriority="0" w:qFormat="1"/>
     <w:lsdException w:name="heading 1" w:uiPriority="9" w:qFormat="1"/>
     <w:lsdException w:name="heading 2" w:semiHidden="1" w:uiPriority="9" w:unhideWhenUsed="1" w:qFormat="1"/>
@@ -2473,7 +4104,6 @@
     <w:lsdException w:name="Smart Hyperlink" w:semiHidden="1" w:unhideWhenUsed="1"/>
     <w:lsdException w:name="Hashtag" w:semiHidden="1" w:unhideWhenUsed="1"/>
     <w:lsdException w:name="Unresolved Mention" w:semiHidden="1" w:unhideWhenUsed="1"/>
-    <w:lsdException w:name="Smart Link" w:semiHidden="1" w:unhideWhenUsed="1"/>
   </w:latentStyles>
   <w:style w:type="paragraph" w:default="1" w:styleId="a">
     <w:name w:val="Normal"/>

--- a/templates/docx/contracts/by_company/factor_stroy/contract_template.docx
+++ b/templates/docx/contracts/by_company/factor_stroy/contract_template.docx
@@ -2292,7 +2292,7 @@
                 <w:rFonts w:ascii="Microsoft Sans Serif" w:hAnsi="Microsoft Sans Serif" w:cs="Microsoft Sans Serif"/>
                 <w:lang w:val="en-US"/>
               </w:rPr>
-              <w:t>{{ company</w:t>
+              <w:t xml:space="preserve">{{ company.legal_address }} </w:t>
             </w:r>
             <w:proofErr w:type="gramEnd"/>
             <w:r>
@@ -2300,32 +2300,7 @@
                 <w:rFonts w:ascii="Microsoft Sans Serif" w:hAnsi="Microsoft Sans Serif" w:cs="Microsoft Sans Serif"/>
                 <w:lang w:val="en-US"/>
               </w:rPr>
-              <w:t xml:space="preserve">.legal_address_line1 }} </w:t>
-            </w:r>
-          </w:p>
-          <w:p>
-            <w:pPr>
-              <w:pStyle w:val="ConsDTNormal"/>
-              <w:rPr>
-                <w:rFonts w:ascii="Microsoft Sans Serif" w:hAnsi="Microsoft Sans Serif" w:cs="Microsoft Sans Serif"/>
-                <w:lang w:val="en-US"/>
-              </w:rPr>
-            </w:pPr>
-            <w:proofErr w:type="gramStart"/>
-            <w:r>
-              <w:rPr>
-                <w:rFonts w:ascii="Microsoft Sans Serif" w:hAnsi="Microsoft Sans Serif" w:cs="Microsoft Sans Serif"/>
-                <w:lang w:val="en-US"/>
-              </w:rPr>
-              <w:t>{{ company</w:t>
-            </w:r>
-            <w:proofErr w:type="gramEnd"/>
-            <w:r>
-              <w:rPr>
-                <w:rFonts w:ascii="Microsoft Sans Serif" w:hAnsi="Microsoft Sans Serif" w:cs="Microsoft Sans Serif"/>
-                <w:lang w:val="en-US"/>
-              </w:rPr>
-              <w:t>.legal_address_line2 }}</w:t>
+              <w:t xml:space="preserve"/>
             </w:r>
           </w:p>
           <w:p>
@@ -2865,7 +2840,7 @@
                 <w:szCs w:val="24"/>
                 <w:lang w:val="en-US"/>
               </w:rPr>
-              <w:t>{{ applicant</w:t>
+              <w:t xml:space="preserve">{{ applicant.home_address }} </w:t>
             </w:r>
             <w:proofErr w:type="gramEnd"/>
             <w:r>
@@ -2875,43 +2850,7 @@
                 <w:szCs w:val="24"/>
                 <w:lang w:val="en-US"/>
               </w:rPr>
-              <w:t xml:space="preserve">.home_address_line1 }} </w:t>
-            </w:r>
-          </w:p>
-          <w:p>
-            <w:pPr>
-              <w:pStyle w:val="ConsNormal"/>
-              <w:tabs>
-                <w:tab w:val="left" w:pos="1635"/>
-              </w:tabs>
-              <w:ind w:left="40"/>
-              <w:jc w:val="left"/>
-              <w:rPr>
-                <w:rFonts w:ascii="Microsoft Sans Serif" w:hAnsi="Microsoft Sans Serif" w:cs="Microsoft Sans Serif"/>
-                <w:sz w:val="24"/>
-                <w:szCs w:val="24"/>
-                <w:lang w:val="en-US"/>
-              </w:rPr>
-            </w:pPr>
-            <w:proofErr w:type="gramStart"/>
-            <w:r>
-              <w:rPr>
-                <w:rFonts w:ascii="Microsoft Sans Serif" w:hAnsi="Microsoft Sans Serif" w:cs="Microsoft Sans Serif"/>
-                <w:sz w:val="24"/>
-                <w:szCs w:val="24"/>
-                <w:lang w:val="en-US"/>
-              </w:rPr>
-              <w:t>{{ applicant</w:t>
-            </w:r>
-            <w:proofErr w:type="gramEnd"/>
-            <w:r>
-              <w:rPr>
-                <w:rFonts w:ascii="Microsoft Sans Serif" w:hAnsi="Microsoft Sans Serif" w:cs="Microsoft Sans Serif"/>
-                <w:sz w:val="24"/>
-                <w:szCs w:val="24"/>
-                <w:lang w:val="en-US"/>
-              </w:rPr>
-              <w:t>.home_address_line2 }}</w:t>
+              <w:t xml:space="preserve"/>
             </w:r>
           </w:p>
           <w:p>
